--- a/Rodrigo/AI Data Engineer/Rodrigo Fernandez.docx
+++ b/Rodrigo/AI Data Engineer/Rodrigo Fernandez.docx
@@ -96,7 +96,15 @@
           <w:bCs/>
           <w:szCs w:val="24"/>
         </w:rPr>
-        <w:t>Full Stack Engineer</w:t>
+        <w:t>Data</w:t>
+      </w:r>
+      <w:r>
+        <w:rPr>
+          <w:b/>
+          <w:bCs/>
+          <w:szCs w:val="24"/>
+        </w:rPr>
+        <w:t xml:space="preserve"> Engineer</w:t>
       </w:r>
       <w:r>
         <w:rPr>
@@ -127,7 +135,7 @@
         <w:rPr>
           <w:szCs w:val="24"/>
         </w:rPr>
-        <w:t>www.linkedin.com/in/rodrigobermejo-fernández-9a5a0664</w:t>
+        <w:t>https://www.linkedin.com/in/rodrigo-bermejo-fern%C3%A1ndez-9a5a0664/</w:t>
       </w:r>
       <w:r>
         <w:rPr>
@@ -2402,8 +2410,18 @@
           <w:bCs/>
           <w:szCs w:val="24"/>
         </w:rPr>
-        <w:t>36%</w:t>
-      </w:r>
+        <w:t>36</w:t>
+      </w:r>
+      <w:bookmarkStart w:id="0" w:name="_GoBack"/>
+      <w:r>
+        <w:rPr>
+          <w:b/>
+          <w:bCs/>
+          <w:szCs w:val="24"/>
+        </w:rPr>
+        <w:t>%</w:t>
+      </w:r>
+      <w:bookmarkEnd w:id="0"/>
       <w:r>
         <w:rPr>
           <w:szCs w:val="24"/>
@@ -2632,15 +2650,7 @@
         <w:rPr>
           <w:szCs w:val="24"/>
         </w:rPr>
-        <w:t xml:space="preserve"> conversion by standardizing UTC storage rules and documenting th</w:t>
-      </w:r>
-      <w:bookmarkStart w:id="0" w:name="_GoBack"/>
-      <w:bookmarkEnd w:id="0"/>
-      <w:r>
-        <w:rPr>
-          <w:szCs w:val="24"/>
-        </w:rPr>
-        <w:t>e conversion logic used in downstream queries.</w:t>
+        <w:t xml:space="preserve"> conversion by standardizing UTC storage rules and documenting the conversion logic used in downstream queries.</w:t>
       </w:r>
     </w:p>
     <w:p>

--- a/Rodrigo/AI Data Engineer/Rodrigo Fernandez.docx
+++ b/Rodrigo/AI Data Engineer/Rodrigo Fernandez.docx
@@ -184,73 +184,117 @@
           <w:ilvl w:val="0"/>
           <w:numId w:val="0"/>
         </w:numPr>
-        <w:spacing w:after="0"/>
+        <w:spacing w:after="100" w:afterAutospacing="1"/>
         <w:jc w:val="both"/>
         <w:rPr>
           <w:szCs w:val="24"/>
         </w:rPr>
       </w:pPr>
       <w:r>
-        <w:t xml:space="preserve">Senior AI Data Engineer with strong experience designing cloud-native data platforms for </w:t>
+        <w:rPr>
+          <w:b/>
+          <w:bCs/>
+          <w:szCs w:val="24"/>
+        </w:rPr>
+        <w:t>Senior AI Data Engineer</w:t>
+      </w:r>
+      <w:r>
+        <w:rPr>
+          <w:szCs w:val="24"/>
+        </w:rPr>
+        <w:t xml:space="preserve"> with 12+ years of experience building cloud-native data platforms, ETL/ELT pipelines, analytics systems, and production-ready AI data workflows across SaaS, healthcare, </w:t>
       </w:r>
       <w:proofErr w:type="spellStart"/>
       <w:r>
-        <w:t>FinTech</w:t>
+        <w:rPr>
+          <w:szCs w:val="24"/>
+        </w:rPr>
+        <w:t>eCommerce</w:t>
       </w:r>
       <w:proofErr w:type="spellEnd"/>
       <w:r>
-        <w:t xml:space="preserve">, healthcare, </w:t>
+        <w:rPr>
+          <w:szCs w:val="24"/>
+        </w:rPr>
+        <w:t xml:space="preserve">, and enterprise environments. </w:t>
+      </w:r>
+      <w:proofErr w:type="gramStart"/>
+      <w:r>
+        <w:rPr>
+          <w:szCs w:val="24"/>
+        </w:rPr>
+        <w:t xml:space="preserve">Strong background in </w:t>
+      </w:r>
+      <w:r>
+        <w:rPr>
+          <w:b/>
+          <w:bCs/>
+          <w:szCs w:val="24"/>
+        </w:rPr>
+        <w:t xml:space="preserve">Python, SQL, Apache Spark, Airflow, </w:t>
       </w:r>
       <w:proofErr w:type="spellStart"/>
       <w:r>
-        <w:t>eCommerce</w:t>
+        <w:rPr>
+          <w:b/>
+          <w:bCs/>
+          <w:szCs w:val="24"/>
+        </w:rPr>
+        <w:t>dbt</w:t>
       </w:r>
       <w:proofErr w:type="spellEnd"/>
       <w:r>
-        <w:t xml:space="preserve">, SaaS, and enterprise workflow industries using </w:t>
-      </w:r>
-      <w:r>
-        <w:rPr>
-          <w:b/>
-        </w:rPr>
-        <w:t>Python 3.8–3.12</w:t>
-      </w:r>
-      <w:r>
-        <w:t xml:space="preserve">, </w:t>
-      </w:r>
-      <w:r>
-        <w:rPr>
-          <w:b/>
-        </w:rPr>
-        <w:t>SQL,</w:t>
-      </w:r>
-      <w:r>
-        <w:t xml:space="preserve"> </w:t>
-      </w:r>
-      <w:r>
-        <w:rPr>
-          <w:b/>
-        </w:rPr>
-        <w:t>Apache Spark 3.x, Airflow 2.x</w:t>
-      </w:r>
-      <w:r>
-        <w:t xml:space="preserve">, </w:t>
+        <w:rPr>
+          <w:b/>
+          <w:bCs/>
+          <w:szCs w:val="24"/>
+        </w:rPr>
+        <w:t xml:space="preserve">, Kafka, AWS, GCP, Snowflake, </w:t>
       </w:r>
       <w:proofErr w:type="spellStart"/>
       <w:r>
-        <w:t>dbt</w:t>
+        <w:rPr>
+          <w:b/>
+          <w:bCs/>
+          <w:szCs w:val="24"/>
+        </w:rPr>
+        <w:t>BigQuery</w:t>
       </w:r>
       <w:proofErr w:type="spellEnd"/>
       <w:r>
-        <w:t xml:space="preserve"> 1.x, Kafka 2.x–3.x, AWS, GCP, Snowflake, </w:t>
-      </w:r>
-      <w:proofErr w:type="spellStart"/>
-      <w:r>
-        <w:t>BigQuery</w:t>
-      </w:r>
-      <w:proofErr w:type="spellEnd"/>
-      <w:r>
-        <w:t>, Docker, and modern LLM/RAG patterns, specializing in reliable ETL/ELT pipelines, feature-ready data models, vector search integration, observability, cost-aware orchestration, privacy-aware data governance, and production AI data workflows that convert raw operational data into trusted analytics, automation, and intelligent decision systems.</w:t>
+        <w:rPr>
+          <w:b/>
+          <w:bCs/>
+          <w:szCs w:val="24"/>
+        </w:rPr>
+        <w:t>, PostgreSQL, and vector search</w:t>
+      </w:r>
+      <w:r>
+        <w:rPr>
+          <w:szCs w:val="24"/>
+        </w:rPr>
+        <w:t>.</w:t>
+      </w:r>
+      <w:proofErr w:type="gramEnd"/>
+      <w:r>
+        <w:rPr>
+          <w:szCs w:val="24"/>
+        </w:rPr>
+        <w:t xml:space="preserve"> Experienced in designing reliable data pipelines, model-ready datasets, RAG data flows, observability frameworks, privacy-aware data governance, and cost-efficient orchestration that </w:t>
+      </w:r>
+      <w:proofErr w:type="gramStart"/>
+      <w:r>
+        <w:rPr>
+          <w:szCs w:val="24"/>
+        </w:rPr>
+        <w:t>turns</w:t>
+      </w:r>
+      <w:proofErr w:type="gramEnd"/>
+      <w:r>
+        <w:rPr>
+          <w:szCs w:val="24"/>
+        </w:rPr>
+        <w:t xml:space="preserve"> raw operational data into trusted analytics and intelligent automation.</w:t>
       </w:r>
     </w:p>
     <w:p>
@@ -283,430 +327,238 @@
     </w:p>
     <w:p>
       <w:pPr>
+        <w:pStyle w:val="pdq2pgselectionanchorcontainer"/>
         <w:numPr>
           <w:ilvl w:val="0"/>
-          <w:numId w:val="8"/>
+          <w:numId w:val="27"/>
         </w:numPr>
-        <w:spacing w:before="100" w:beforeAutospacing="1" w:after="100" w:afterAutospacing="1"/>
         <w:jc w:val="both"/>
-        <w:rPr>
-          <w:szCs w:val="24"/>
-        </w:rPr>
-      </w:pPr>
-      <w:r>
-        <w:rPr>
-          <w:b/>
-          <w:bCs/>
-          <w:szCs w:val="24"/>
+      </w:pPr>
+      <w:r>
+        <w:rPr>
+          <w:rStyle w:val="Strong"/>
         </w:rPr>
         <w:t>Programming &amp; Data Engineering:</w:t>
       </w:r>
       <w:r>
-        <w:rPr>
-          <w:szCs w:val="24"/>
-        </w:rPr>
-        <w:t xml:space="preserve"> </w:t>
-      </w:r>
-      <w:r>
-        <w:rPr>
-          <w:b/>
-          <w:bCs/>
-          <w:szCs w:val="24"/>
-        </w:rPr>
-        <w:t>Python 3.8–3.12</w:t>
-      </w:r>
-      <w:r>
-        <w:rPr>
-          <w:szCs w:val="24"/>
-        </w:rPr>
-        <w:t xml:space="preserve">, SQL, </w:t>
+        <w:t xml:space="preserve"> Python, SQL, </w:t>
       </w:r>
       <w:proofErr w:type="spellStart"/>
       <w:r>
-        <w:rPr>
-          <w:szCs w:val="24"/>
-        </w:rPr>
         <w:t>PySpark</w:t>
       </w:r>
       <w:proofErr w:type="spellEnd"/>
       <w:r>
-        <w:rPr>
-          <w:szCs w:val="24"/>
-        </w:rPr>
         <w:t xml:space="preserve">, Bash, Pandas, </w:t>
       </w:r>
       <w:proofErr w:type="spellStart"/>
       <w:r>
-        <w:rPr>
-          <w:szCs w:val="24"/>
-        </w:rPr>
         <w:t>NumPy</w:t>
       </w:r>
       <w:proofErr w:type="spellEnd"/>
       <w:r>
-        <w:rPr>
-          <w:szCs w:val="24"/>
-        </w:rPr>
         <w:t xml:space="preserve">, </w:t>
       </w:r>
       <w:proofErr w:type="spellStart"/>
       <w:r>
-        <w:rPr>
-          <w:szCs w:val="24"/>
-        </w:rPr>
         <w:t>Pydantic</w:t>
       </w:r>
       <w:proofErr w:type="spellEnd"/>
       <w:r>
-        <w:rPr>
-          <w:szCs w:val="24"/>
-        </w:rPr>
         <w:t xml:space="preserve">, </w:t>
       </w:r>
       <w:proofErr w:type="spellStart"/>
       <w:r>
-        <w:rPr>
-          <w:szCs w:val="24"/>
-        </w:rPr>
         <w:t>SQLAlchemy</w:t>
       </w:r>
       <w:proofErr w:type="spellEnd"/>
     </w:p>
     <w:p>
       <w:pPr>
+        <w:pStyle w:val="pdq2pgselectionanchorcontainer"/>
         <w:numPr>
           <w:ilvl w:val="0"/>
-          <w:numId w:val="8"/>
+          <w:numId w:val="27"/>
         </w:numPr>
-        <w:spacing w:before="100" w:beforeAutospacing="1" w:after="100" w:afterAutospacing="1"/>
         <w:jc w:val="both"/>
-        <w:rPr>
-          <w:szCs w:val="24"/>
-        </w:rPr>
-      </w:pPr>
-      <w:r>
-        <w:rPr>
-          <w:b/>
-          <w:bCs/>
-          <w:szCs w:val="24"/>
+      </w:pPr>
+      <w:r>
+        <w:rPr>
+          <w:rStyle w:val="Strong"/>
         </w:rPr>
         <w:t>AI / ML / LLM Data:</w:t>
       </w:r>
       <w:r>
-        <w:rPr>
-          <w:szCs w:val="24"/>
-        </w:rPr>
-        <w:t xml:space="preserve"> </w:t>
-      </w:r>
-      <w:r>
-        <w:rPr>
-          <w:b/>
-          <w:bCs/>
-          <w:szCs w:val="24"/>
-        </w:rPr>
-        <w:t>LLM/RAG pipelines</w:t>
-      </w:r>
-      <w:r>
-        <w:rPr>
-          <w:szCs w:val="24"/>
-        </w:rPr>
+        <w:t xml:space="preserve"> RAG pipelines, </w:t>
+      </w:r>
+      <w:proofErr w:type="spellStart"/>
+      <w:r>
+        <w:t>embeddings</w:t>
+      </w:r>
+      <w:proofErr w:type="spellEnd"/>
+      <w:r>
+        <w:t xml:space="preserve">, vector search, feature engineering, model-ready datasets, OpenSearch Vector Search, </w:t>
+      </w:r>
+      <w:proofErr w:type="spellStart"/>
+      <w:r>
+        <w:t>pgvector</w:t>
+      </w:r>
+      <w:proofErr w:type="spellEnd"/>
+      <w:r>
         <w:t xml:space="preserve">, </w:t>
       </w:r>
       <w:proofErr w:type="spellStart"/>
       <w:r>
-        <w:rPr>
-          <w:szCs w:val="24"/>
-        </w:rPr>
-        <w:t>embeddings</w:t>
+        <w:t>scikit-learn</w:t>
       </w:r>
       <w:proofErr w:type="spellEnd"/>
-      <w:r>
-        <w:rPr>
-          <w:szCs w:val="24"/>
-        </w:rPr>
-        <w:t xml:space="preserve">, vector search, feature engineering, model-ready datasets, OpenSearch Vector Search, </w:t>
-      </w:r>
-      <w:proofErr w:type="spellStart"/>
-      <w:r>
-        <w:rPr>
-          <w:szCs w:val="24"/>
-        </w:rPr>
-        <w:t>pgvector</w:t>
-      </w:r>
-      <w:proofErr w:type="spellEnd"/>
-      <w:r>
-        <w:rPr>
-          <w:szCs w:val="24"/>
-        </w:rPr>
-        <w:t xml:space="preserve">, </w:t>
-      </w:r>
-      <w:proofErr w:type="spellStart"/>
-      <w:r>
-        <w:rPr>
-          <w:szCs w:val="24"/>
-        </w:rPr>
-        <w:t>scikit</w:t>
-      </w:r>
-      <w:proofErr w:type="spellEnd"/>
-      <w:r>
-        <w:rPr>
-          <w:szCs w:val="24"/>
-        </w:rPr>
-        <w:t>-learn</w:t>
-      </w:r>
     </w:p>
     <w:p>
       <w:pPr>
+        <w:pStyle w:val="pdq2pgselectionanchorcontainer"/>
         <w:numPr>
           <w:ilvl w:val="0"/>
-          <w:numId w:val="8"/>
+          <w:numId w:val="27"/>
         </w:numPr>
-        <w:spacing w:before="100" w:beforeAutospacing="1" w:after="100" w:afterAutospacing="1"/>
         <w:jc w:val="both"/>
-        <w:rPr>
-          <w:szCs w:val="24"/>
-        </w:rPr>
-      </w:pPr>
-      <w:r>
-        <w:rPr>
-          <w:b/>
-          <w:bCs/>
-          <w:szCs w:val="24"/>
+      </w:pPr>
+      <w:r>
+        <w:rPr>
+          <w:rStyle w:val="Strong"/>
         </w:rPr>
         <w:t>Data Processing:</w:t>
       </w:r>
       <w:r>
-        <w:rPr>
-          <w:szCs w:val="24"/>
-        </w:rPr>
-        <w:t xml:space="preserve"> </w:t>
-      </w:r>
-      <w:r>
-        <w:rPr>
-          <w:b/>
-          <w:bCs/>
-          <w:szCs w:val="24"/>
-        </w:rPr>
-        <w:t>Apache Spark 3.x</w:t>
-      </w:r>
-      <w:r>
-        <w:rPr>
-          <w:szCs w:val="24"/>
-        </w:rPr>
-        <w:t xml:space="preserve">, Spark Structured Streaming, Kafka 2.x–3.x, Airflow 2.x, </w:t>
+        <w:t xml:space="preserve"> Apache Spark, Spark Structured Streaming, Kafka, Airflow, </w:t>
       </w:r>
       <w:proofErr w:type="spellStart"/>
       <w:r>
-        <w:rPr>
-          <w:szCs w:val="24"/>
-        </w:rPr>
         <w:t>dbt</w:t>
       </w:r>
       <w:proofErr w:type="spellEnd"/>
       <w:r>
-        <w:rPr>
-          <w:szCs w:val="24"/>
-        </w:rPr>
-        <w:t xml:space="preserve"> 1.x, ETL/ELT, batch processing, streaming pipelines</w:t>
+        <w:t>, ETL/ELT, batch processing, streaming pipelines</w:t>
       </w:r>
     </w:p>
     <w:p>
       <w:pPr>
+        <w:pStyle w:val="pdq2pgselectionanchorcontainer"/>
         <w:numPr>
           <w:ilvl w:val="0"/>
-          <w:numId w:val="8"/>
+          <w:numId w:val="27"/>
         </w:numPr>
-        <w:spacing w:before="100" w:beforeAutospacing="1" w:after="100" w:afterAutospacing="1"/>
         <w:jc w:val="both"/>
-        <w:rPr>
-          <w:szCs w:val="24"/>
-        </w:rPr>
-      </w:pPr>
-      <w:r>
-        <w:rPr>
-          <w:b/>
-          <w:bCs/>
-          <w:szCs w:val="24"/>
+      </w:pPr>
+      <w:r>
+        <w:rPr>
+          <w:rStyle w:val="Strong"/>
         </w:rPr>
         <w:t>Cloud &amp; Warehousing:</w:t>
       </w:r>
       <w:r>
-        <w:rPr>
-          <w:szCs w:val="24"/>
-        </w:rPr>
-        <w:t xml:space="preserve"> </w:t>
-      </w:r>
-      <w:r>
-        <w:rPr>
-          <w:b/>
-          <w:bCs/>
-          <w:szCs w:val="24"/>
-        </w:rPr>
-        <w:t>AWS S3</w:t>
-      </w:r>
-      <w:r>
-        <w:rPr>
-          <w:szCs w:val="24"/>
-        </w:rPr>
-        <w:t xml:space="preserve">, Lambda, Glue, Redshift, </w:t>
+        <w:t xml:space="preserve"> AWS S3, Lambda, Glue, Redshift, </w:t>
       </w:r>
       <w:proofErr w:type="spellStart"/>
       <w:r>
-        <w:rPr>
-          <w:szCs w:val="24"/>
-        </w:rPr>
         <w:t>CloudWatch</w:t>
       </w:r>
       <w:proofErr w:type="spellEnd"/>
       <w:r>
-        <w:rPr>
-          <w:szCs w:val="24"/>
-        </w:rPr>
         <w:t xml:space="preserve">, GCP </w:t>
       </w:r>
       <w:proofErr w:type="spellStart"/>
       <w:r>
-        <w:rPr>
-          <w:szCs w:val="24"/>
-        </w:rPr>
         <w:t>BigQuery</w:t>
       </w:r>
       <w:proofErr w:type="spellEnd"/>
       <w:r>
-        <w:rPr>
-          <w:szCs w:val="24"/>
-        </w:rPr>
         <w:t>, Cloud Storage, Pub/Sub, Snowflake</w:t>
       </w:r>
     </w:p>
     <w:p>
       <w:pPr>
+        <w:pStyle w:val="pdq2pgselectionanchorcontainer"/>
         <w:numPr>
           <w:ilvl w:val="0"/>
-          <w:numId w:val="8"/>
+          <w:numId w:val="27"/>
         </w:numPr>
-        <w:spacing w:before="100" w:beforeAutospacing="1" w:after="100" w:afterAutospacing="1"/>
         <w:jc w:val="both"/>
-        <w:rPr>
-          <w:szCs w:val="24"/>
-        </w:rPr>
-      </w:pPr>
-      <w:r>
-        <w:rPr>
-          <w:b/>
-          <w:bCs/>
-          <w:szCs w:val="24"/>
+      </w:pPr>
+      <w:r>
+        <w:rPr>
+          <w:rStyle w:val="Strong"/>
         </w:rPr>
         <w:t>Databases:</w:t>
       </w:r>
       <w:r>
-        <w:rPr>
-          <w:szCs w:val="24"/>
-        </w:rPr>
         <w:t xml:space="preserve"> PostgreSQL, MySQL, SQL Server, </w:t>
       </w:r>
       <w:proofErr w:type="spellStart"/>
       <w:r>
-        <w:rPr>
-          <w:szCs w:val="24"/>
-        </w:rPr>
         <w:t>Redis</w:t>
       </w:r>
       <w:proofErr w:type="spellEnd"/>
       <w:r>
-        <w:rPr>
-          <w:szCs w:val="24"/>
-        </w:rPr>
         <w:t xml:space="preserve">, </w:t>
       </w:r>
       <w:proofErr w:type="spellStart"/>
       <w:r>
-        <w:rPr>
-          <w:szCs w:val="24"/>
-        </w:rPr>
         <w:t>DynamoDB</w:t>
       </w:r>
       <w:proofErr w:type="spellEnd"/>
       <w:r>
-        <w:rPr>
-          <w:szCs w:val="24"/>
-        </w:rPr>
         <w:t xml:space="preserve">, </w:t>
       </w:r>
       <w:proofErr w:type="spellStart"/>
       <w:r>
-        <w:rPr>
-          <w:szCs w:val="24"/>
-        </w:rPr>
         <w:t>Elasticsearch</w:t>
       </w:r>
       <w:proofErr w:type="spellEnd"/>
       <w:r>
-        <w:rPr>
-          <w:szCs w:val="24"/>
-        </w:rPr>
-        <w:t>/OpenSearch</w:t>
-      </w:r>
+        <w:t>/</w:t>
+      </w:r>
+      <w:proofErr w:type="spellStart"/>
+      <w:r>
+        <w:t>OpenSearch</w:t>
+      </w:r>
+      <w:proofErr w:type="spellEnd"/>
     </w:p>
     <w:p>
       <w:pPr>
+        <w:pStyle w:val="pdq2pgselectionanchorcontainer"/>
         <w:numPr>
           <w:ilvl w:val="0"/>
-          <w:numId w:val="8"/>
+          <w:numId w:val="27"/>
         </w:numPr>
-        <w:spacing w:before="100" w:beforeAutospacing="1" w:after="100" w:afterAutospacing="1"/>
         <w:jc w:val="both"/>
-        <w:rPr>
-          <w:szCs w:val="24"/>
-        </w:rPr>
-      </w:pPr>
-      <w:r>
-        <w:rPr>
-          <w:b/>
-          <w:bCs/>
-          <w:szCs w:val="24"/>
+      </w:pPr>
+      <w:r>
+        <w:rPr>
+          <w:rStyle w:val="Strong"/>
         </w:rPr>
         <w:t>DevOps &amp; Quality:</w:t>
       </w:r>
       <w:r>
-        <w:rPr>
-          <w:szCs w:val="24"/>
-        </w:rPr>
         <w:t xml:space="preserve"> Docker, Kubernetes, GitHub Actions, </w:t>
       </w:r>
       <w:proofErr w:type="spellStart"/>
       <w:r>
-        <w:rPr>
-          <w:szCs w:val="24"/>
-        </w:rPr>
         <w:t>GitLab</w:t>
       </w:r>
       <w:proofErr w:type="spellEnd"/>
       <w:r>
-        <w:rPr>
-          <w:szCs w:val="24"/>
-        </w:rPr>
         <w:t xml:space="preserve"> CI, Terraform, Great Expectations, </w:t>
       </w:r>
       <w:proofErr w:type="spellStart"/>
       <w:r>
-        <w:rPr>
-          <w:szCs w:val="24"/>
-        </w:rPr>
         <w:t>OpenTelemetry</w:t>
       </w:r>
       <w:proofErr w:type="spellEnd"/>
       <w:r>
-        <w:rPr>
-          <w:szCs w:val="24"/>
-        </w:rPr>
         <w:t xml:space="preserve">, Prometheus, </w:t>
       </w:r>
       <w:proofErr w:type="spellStart"/>
       <w:r>
-        <w:rPr>
-          <w:szCs w:val="24"/>
-        </w:rPr>
         <w:t>Grafana</w:t>
       </w:r>
       <w:proofErr w:type="spellEnd"/>
@@ -782,6 +634,53 @@
       </w:r>
       <w:r>
         <w:rPr>
+          <w:b/>
+          <w:bCs/>
+          <w:sz w:val="28"/>
+          <w:szCs w:val="36"/>
+        </w:rPr>
+        <w:t>/</w:t>
+      </w:r>
+      <w:r>
+        <w:rPr>
+          <w:b/>
+          <w:bCs/>
+          <w:sz w:val="28"/>
+          <w:szCs w:val="36"/>
+        </w:rPr>
+        <w:t xml:space="preserve"> </w:t>
+      </w:r>
+      <w:r>
+        <w:rPr>
+          <w:b/>
+          <w:bCs/>
+          <w:sz w:val="28"/>
+          <w:szCs w:val="36"/>
+        </w:rPr>
+        <w:t>AI D</w:t>
+      </w:r>
+      <w:bookmarkStart w:id="0" w:name="_GoBack"/>
+      <w:bookmarkEnd w:id="0"/>
+      <w:r>
+        <w:rPr>
+          <w:b/>
+          <w:bCs/>
+          <w:sz w:val="28"/>
+          <w:szCs w:val="36"/>
+        </w:rPr>
+        <w:t>ata Engineer</w:t>
+      </w:r>
+      <w:r>
+        <w:rPr>
+          <w:b/>
+          <w:bCs/>
+          <w:sz w:val="28"/>
+          <w:szCs w:val="36"/>
+        </w:rPr>
+        <w:t xml:space="preserve"> </w:t>
+      </w:r>
+      <w:r>
+        <w:rPr>
           <w:i/>
         </w:rPr>
         <w:t>(Apr 2020 – Mar 2026</w:t>
@@ -795,9 +694,595 @@
     </w:p>
     <w:p>
       <w:pPr>
+        <w:pStyle w:val="ListParagraph"/>
         <w:numPr>
           <w:ilvl w:val="0"/>
-          <w:numId w:val="24"/>
+          <w:numId w:val="27"/>
+        </w:numPr>
+        <w:spacing w:after="0"/>
+        <w:jc w:val="both"/>
+        <w:rPr>
+          <w:szCs w:val="24"/>
+        </w:rPr>
+      </w:pPr>
+      <w:r>
+        <w:rPr>
+          <w:szCs w:val="24"/>
+        </w:rPr>
+        <w:t xml:space="preserve">Architected cloud-native </w:t>
+      </w:r>
+      <w:r>
+        <w:rPr>
+          <w:b/>
+          <w:bCs/>
+          <w:szCs w:val="24"/>
+        </w:rPr>
+        <w:t>AI and analytics data pipelines</w:t>
+      </w:r>
+      <w:r>
+        <w:rPr>
+          <w:szCs w:val="24"/>
+        </w:rPr>
+        <w:t xml:space="preserve"> using </w:t>
+      </w:r>
+      <w:r>
+        <w:rPr>
+          <w:b/>
+          <w:bCs/>
+          <w:szCs w:val="24"/>
+        </w:rPr>
+        <w:t xml:space="preserve">Python, Apache Spark, Airflow, </w:t>
+      </w:r>
+      <w:proofErr w:type="spellStart"/>
+      <w:r>
+        <w:rPr>
+          <w:b/>
+          <w:bCs/>
+          <w:szCs w:val="24"/>
+        </w:rPr>
+        <w:t>dbt</w:t>
+      </w:r>
+      <w:proofErr w:type="spellEnd"/>
+      <w:r>
+        <w:rPr>
+          <w:b/>
+          <w:bCs/>
+          <w:szCs w:val="24"/>
+        </w:rPr>
+        <w:t>, Snowflake, and AWS S3</w:t>
+      </w:r>
+      <w:r>
+        <w:rPr>
+          <w:szCs w:val="24"/>
+        </w:rPr>
+        <w:t xml:space="preserve"> for SaaS, infrastructure, and finance-facing reporting workloads. </w:t>
+      </w:r>
+    </w:p>
+    <w:p>
+      <w:pPr>
+        <w:pStyle w:val="ListParagraph"/>
+        <w:numPr>
+          <w:ilvl w:val="0"/>
+          <w:numId w:val="27"/>
+        </w:numPr>
+        <w:spacing w:after="0"/>
+        <w:jc w:val="both"/>
+        <w:rPr>
+          <w:szCs w:val="24"/>
+        </w:rPr>
+      </w:pPr>
+      <w:r>
+        <w:rPr>
+          <w:szCs w:val="24"/>
+        </w:rPr>
+        <w:t xml:space="preserve">Built production </w:t>
+      </w:r>
+      <w:r>
+        <w:rPr>
+          <w:b/>
+          <w:bCs/>
+          <w:szCs w:val="24"/>
+        </w:rPr>
+        <w:t>LLM/RAG data workflows</w:t>
+      </w:r>
+      <w:r>
+        <w:rPr>
+          <w:szCs w:val="24"/>
+        </w:rPr>
+        <w:t xml:space="preserve"> by chunking operational documents, generating </w:t>
+      </w:r>
+      <w:proofErr w:type="spellStart"/>
+      <w:r>
+        <w:rPr>
+          <w:szCs w:val="24"/>
+        </w:rPr>
+        <w:t>embeddings</w:t>
+      </w:r>
+      <w:proofErr w:type="spellEnd"/>
+      <w:r>
+        <w:rPr>
+          <w:szCs w:val="24"/>
+        </w:rPr>
+        <w:t xml:space="preserve">, storing vectors in </w:t>
+      </w:r>
+      <w:r>
+        <w:rPr>
+          <w:b/>
+          <w:bCs/>
+          <w:szCs w:val="24"/>
+        </w:rPr>
+        <w:t>OpenSearch</w:t>
+      </w:r>
+      <w:r>
+        <w:rPr>
+          <w:szCs w:val="24"/>
+        </w:rPr>
+        <w:t xml:space="preserve"> and </w:t>
+      </w:r>
+      <w:proofErr w:type="spellStart"/>
+      <w:r>
+        <w:rPr>
+          <w:b/>
+          <w:bCs/>
+          <w:szCs w:val="24"/>
+        </w:rPr>
+        <w:t>pgvector</w:t>
+      </w:r>
+      <w:proofErr w:type="spellEnd"/>
+      <w:r>
+        <w:rPr>
+          <w:szCs w:val="24"/>
+        </w:rPr>
+        <w:t xml:space="preserve">, and preparing trusted retrieval datasets for internal automation. </w:t>
+      </w:r>
+    </w:p>
+    <w:p>
+      <w:pPr>
+        <w:pStyle w:val="ListParagraph"/>
+        <w:numPr>
+          <w:ilvl w:val="0"/>
+          <w:numId w:val="27"/>
+        </w:numPr>
+        <w:spacing w:after="0"/>
+        <w:jc w:val="both"/>
+        <w:rPr>
+          <w:szCs w:val="24"/>
+        </w:rPr>
+      </w:pPr>
+      <w:r>
+        <w:rPr>
+          <w:szCs w:val="24"/>
+        </w:rPr>
+        <w:t xml:space="preserve">Implemented real-time anomaly detection pipelines using </w:t>
+      </w:r>
+      <w:r>
+        <w:rPr>
+          <w:b/>
+          <w:bCs/>
+          <w:szCs w:val="24"/>
+        </w:rPr>
+        <w:t>Kafka, Spark Structured Streaming, and Python scoring jobs</w:t>
+      </w:r>
+      <w:r>
+        <w:rPr>
+          <w:szCs w:val="24"/>
+        </w:rPr>
+        <w:t xml:space="preserve">, reducing delayed incident discovery by </w:t>
+      </w:r>
+      <w:r>
+        <w:rPr>
+          <w:b/>
+          <w:bCs/>
+          <w:szCs w:val="24"/>
+        </w:rPr>
+        <w:t>38%</w:t>
+      </w:r>
+      <w:r>
+        <w:rPr>
+          <w:szCs w:val="24"/>
+        </w:rPr>
+        <w:t xml:space="preserve"> across monitored customer data feeds. </w:t>
+      </w:r>
+    </w:p>
+    <w:p>
+      <w:pPr>
+        <w:pStyle w:val="ListParagraph"/>
+        <w:numPr>
+          <w:ilvl w:val="0"/>
+          <w:numId w:val="27"/>
+        </w:numPr>
+        <w:spacing w:after="0"/>
+        <w:jc w:val="both"/>
+        <w:rPr>
+          <w:szCs w:val="24"/>
+        </w:rPr>
+      </w:pPr>
+      <w:r>
+        <w:rPr>
+          <w:szCs w:val="24"/>
+        </w:rPr>
+        <w:t xml:space="preserve">Refactored unstable </w:t>
+      </w:r>
+      <w:r>
+        <w:rPr>
+          <w:b/>
+          <w:bCs/>
+          <w:szCs w:val="24"/>
+        </w:rPr>
+        <w:t>Airflow DAG factories</w:t>
+      </w:r>
+      <w:r>
+        <w:rPr>
+          <w:szCs w:val="24"/>
+        </w:rPr>
+        <w:t xml:space="preserve"> and oversized dynamic task generation, reducing scheduler failures and failed task retries by </w:t>
+      </w:r>
+      <w:r>
+        <w:rPr>
+          <w:b/>
+          <w:bCs/>
+          <w:szCs w:val="24"/>
+        </w:rPr>
+        <w:t>46%</w:t>
+      </w:r>
+      <w:r>
+        <w:rPr>
+          <w:szCs w:val="24"/>
+        </w:rPr>
+        <w:t xml:space="preserve">. </w:t>
+      </w:r>
+    </w:p>
+    <w:p>
+      <w:pPr>
+        <w:pStyle w:val="ListParagraph"/>
+        <w:numPr>
+          <w:ilvl w:val="0"/>
+          <w:numId w:val="27"/>
+        </w:numPr>
+        <w:spacing w:after="0"/>
+        <w:jc w:val="both"/>
+        <w:rPr>
+          <w:szCs w:val="24"/>
+        </w:rPr>
+      </w:pPr>
+      <w:r>
+        <w:rPr>
+          <w:szCs w:val="24"/>
+        </w:rPr>
+        <w:t xml:space="preserve">Migrated legacy shell-based batch jobs into modular </w:t>
+      </w:r>
+      <w:r>
+        <w:rPr>
+          <w:b/>
+          <w:bCs/>
+          <w:szCs w:val="24"/>
+        </w:rPr>
+        <w:t xml:space="preserve">Python packages, </w:t>
+      </w:r>
+      <w:proofErr w:type="spellStart"/>
+      <w:r>
+        <w:rPr>
+          <w:b/>
+          <w:bCs/>
+          <w:szCs w:val="24"/>
+        </w:rPr>
+        <w:t>dbt</w:t>
+      </w:r>
+      <w:proofErr w:type="spellEnd"/>
+      <w:r>
+        <w:rPr>
+          <w:b/>
+          <w:bCs/>
+          <w:szCs w:val="24"/>
+        </w:rPr>
+        <w:t xml:space="preserve"> models, and Airflow DAGs</w:t>
+      </w:r>
+      <w:r>
+        <w:rPr>
+          <w:szCs w:val="24"/>
+        </w:rPr>
+        <w:t xml:space="preserve">, improving deployment control, maintainability, and recovery time. </w:t>
+      </w:r>
+    </w:p>
+    <w:p>
+      <w:pPr>
+        <w:pStyle w:val="ListParagraph"/>
+        <w:numPr>
+          <w:ilvl w:val="0"/>
+          <w:numId w:val="27"/>
+        </w:numPr>
+        <w:spacing w:after="0"/>
+        <w:jc w:val="both"/>
+        <w:rPr>
+          <w:szCs w:val="24"/>
+        </w:rPr>
+      </w:pPr>
+      <w:r>
+        <w:rPr>
+          <w:szCs w:val="24"/>
+        </w:rPr>
+        <w:t xml:space="preserve">Designed privacy-aware ETL/ELT patterns with </w:t>
+      </w:r>
+      <w:r>
+        <w:rPr>
+          <w:b/>
+          <w:bCs/>
+          <w:szCs w:val="24"/>
+        </w:rPr>
+        <w:t>column masking, schema contracts, Great Expectations checks, and IAM-scoped storage access</w:t>
+      </w:r>
+      <w:r>
+        <w:rPr>
+          <w:szCs w:val="24"/>
+        </w:rPr>
+        <w:t xml:space="preserve"> for sensitive customer datasets. </w:t>
+      </w:r>
+    </w:p>
+    <w:p>
+      <w:pPr>
+        <w:pStyle w:val="ListParagraph"/>
+        <w:numPr>
+          <w:ilvl w:val="0"/>
+          <w:numId w:val="27"/>
+        </w:numPr>
+        <w:spacing w:after="0"/>
+        <w:jc w:val="both"/>
+        <w:rPr>
+          <w:szCs w:val="24"/>
+        </w:rPr>
+      </w:pPr>
+      <w:r>
+        <w:rPr>
+          <w:szCs w:val="24"/>
+        </w:rPr>
+        <w:t xml:space="preserve">Optimized Snowflake transformation workloads through incremental model tuning, clustering strategy, and warehouse sizing, reducing monthly compute cost by </w:t>
+      </w:r>
+      <w:r>
+        <w:rPr>
+          <w:b/>
+          <w:bCs/>
+          <w:szCs w:val="24"/>
+        </w:rPr>
+        <w:t>29%</w:t>
+      </w:r>
+      <w:r>
+        <w:rPr>
+          <w:szCs w:val="24"/>
+        </w:rPr>
+        <w:t xml:space="preserve"> while maintaining SLA targets. </w:t>
+      </w:r>
+    </w:p>
+    <w:p>
+      <w:pPr>
+        <w:pStyle w:val="ListParagraph"/>
+        <w:numPr>
+          <w:ilvl w:val="0"/>
+          <w:numId w:val="27"/>
+        </w:numPr>
+        <w:spacing w:after="0"/>
+        <w:jc w:val="both"/>
+        <w:rPr>
+          <w:szCs w:val="24"/>
+        </w:rPr>
+      </w:pPr>
+      <w:r>
+        <w:rPr>
+          <w:szCs w:val="24"/>
+        </w:rPr>
+        <w:lastRenderedPageBreak/>
+        <w:t xml:space="preserve">Created reusable ingestion templates for APIs, SFTP drops, event streams, and warehouse extracts using </w:t>
+      </w:r>
+      <w:r>
+        <w:rPr>
+          <w:b/>
+          <w:bCs/>
+          <w:szCs w:val="24"/>
+        </w:rPr>
+        <w:t xml:space="preserve">Python, </w:t>
+      </w:r>
+      <w:proofErr w:type="spellStart"/>
+      <w:r>
+        <w:rPr>
+          <w:b/>
+          <w:bCs/>
+          <w:szCs w:val="24"/>
+        </w:rPr>
+        <w:t>Pydantic</w:t>
+      </w:r>
+      <w:proofErr w:type="spellEnd"/>
+      <w:r>
+        <w:rPr>
+          <w:b/>
+          <w:bCs/>
+          <w:szCs w:val="24"/>
+        </w:rPr>
+        <w:t>, Docker, and CI validation</w:t>
+      </w:r>
+      <w:r>
+        <w:rPr>
+          <w:szCs w:val="24"/>
+        </w:rPr>
+        <w:t xml:space="preserve">. </w:t>
+      </w:r>
+    </w:p>
+    <w:p>
+      <w:pPr>
+        <w:pStyle w:val="ListParagraph"/>
+        <w:numPr>
+          <w:ilvl w:val="0"/>
+          <w:numId w:val="27"/>
+        </w:numPr>
+        <w:spacing w:after="0"/>
+        <w:jc w:val="both"/>
+        <w:rPr>
+          <w:szCs w:val="24"/>
+        </w:rPr>
+      </w:pPr>
+      <w:r>
+        <w:rPr>
+          <w:szCs w:val="24"/>
+        </w:rPr>
+        <w:t xml:space="preserve">Fixed duplicate </w:t>
+      </w:r>
+      <w:proofErr w:type="spellStart"/>
+      <w:r>
+        <w:rPr>
+          <w:szCs w:val="24"/>
+        </w:rPr>
+        <w:t>webhook</w:t>
+      </w:r>
+      <w:proofErr w:type="spellEnd"/>
+      <w:r>
+        <w:rPr>
+          <w:szCs w:val="24"/>
+        </w:rPr>
+        <w:t xml:space="preserve"> processing that inflated revenue metrics by adding </w:t>
+      </w:r>
+      <w:proofErr w:type="spellStart"/>
+      <w:r>
+        <w:rPr>
+          <w:b/>
+          <w:bCs/>
+          <w:szCs w:val="24"/>
+        </w:rPr>
+        <w:t>idempotency</w:t>
+      </w:r>
+      <w:proofErr w:type="spellEnd"/>
+      <w:r>
+        <w:rPr>
+          <w:b/>
+          <w:bCs/>
+          <w:szCs w:val="24"/>
+        </w:rPr>
+        <w:t xml:space="preserve"> keys, late-arrival handling, and reconciliation dashboards</w:t>
+      </w:r>
+      <w:r>
+        <w:rPr>
+          <w:szCs w:val="24"/>
+        </w:rPr>
+        <w:t xml:space="preserve"> across raw, staging, and curated layers. </w:t>
+      </w:r>
+    </w:p>
+    <w:p>
+      <w:pPr>
+        <w:pStyle w:val="ListParagraph"/>
+        <w:numPr>
+          <w:ilvl w:val="0"/>
+          <w:numId w:val="27"/>
+        </w:numPr>
+        <w:spacing w:after="0"/>
+        <w:jc w:val="both"/>
+        <w:rPr>
+          <w:szCs w:val="24"/>
+        </w:rPr>
+      </w:pPr>
+      <w:r>
+        <w:rPr>
+          <w:szCs w:val="24"/>
+        </w:rPr>
+        <w:t xml:space="preserve">Delivered feature-engineering datasets for churn, billing-risk, and support-priority models using </w:t>
+      </w:r>
+      <w:r>
+        <w:rPr>
+          <w:b/>
+          <w:bCs/>
+          <w:szCs w:val="24"/>
+        </w:rPr>
+        <w:t xml:space="preserve">Spark aggregations, </w:t>
+      </w:r>
+      <w:proofErr w:type="spellStart"/>
+      <w:r>
+        <w:rPr>
+          <w:b/>
+          <w:bCs/>
+          <w:szCs w:val="24"/>
+        </w:rPr>
+        <w:t>dbt</w:t>
+      </w:r>
+      <w:proofErr w:type="spellEnd"/>
+      <w:r>
+        <w:rPr>
+          <w:b/>
+          <w:bCs/>
+          <w:szCs w:val="24"/>
+        </w:rPr>
+        <w:t xml:space="preserve"> marts, and ML-ready warehouse tables</w:t>
+      </w:r>
+      <w:r>
+        <w:rPr>
+          <w:szCs w:val="24"/>
+        </w:rPr>
+        <w:t xml:space="preserve">. </w:t>
+      </w:r>
+    </w:p>
+    <w:p>
+      <w:pPr>
+        <w:pStyle w:val="ListParagraph"/>
+        <w:numPr>
+          <w:ilvl w:val="0"/>
+          <w:numId w:val="27"/>
+        </w:numPr>
+        <w:spacing w:after="0"/>
+        <w:jc w:val="both"/>
+        <w:rPr>
+          <w:szCs w:val="24"/>
+        </w:rPr>
+      </w:pPr>
+      <w:r>
+        <w:rPr>
+          <w:szCs w:val="24"/>
+        </w:rPr>
+        <w:t xml:space="preserve">Added pipeline observability with </w:t>
+      </w:r>
+      <w:proofErr w:type="spellStart"/>
+      <w:r>
+        <w:rPr>
+          <w:b/>
+          <w:bCs/>
+          <w:szCs w:val="24"/>
+        </w:rPr>
+        <w:t>OpenTelemetry</w:t>
+      </w:r>
+      <w:proofErr w:type="spellEnd"/>
+      <w:r>
+        <w:rPr>
+          <w:b/>
+          <w:bCs/>
+          <w:szCs w:val="24"/>
+        </w:rPr>
+        <w:t xml:space="preserve">, </w:t>
+      </w:r>
+      <w:proofErr w:type="spellStart"/>
+      <w:r>
+        <w:rPr>
+          <w:b/>
+          <w:bCs/>
+          <w:szCs w:val="24"/>
+        </w:rPr>
+        <w:t>CloudWatch</w:t>
+      </w:r>
+      <w:proofErr w:type="spellEnd"/>
+      <w:r>
+        <w:rPr>
+          <w:b/>
+          <w:bCs/>
+          <w:szCs w:val="24"/>
+        </w:rPr>
+        <w:t>, Prometheus, Airflow alerts, and warehouse freshness checks</w:t>
+      </w:r>
+      <w:r>
+        <w:rPr>
+          <w:szCs w:val="24"/>
+        </w:rPr>
+        <w:t xml:space="preserve">, improving failure visibility before reports became stale. </w:t>
+      </w:r>
+    </w:p>
+    <w:p>
+      <w:pPr>
+        <w:pStyle w:val="ListParagraph"/>
+        <w:numPr>
+          <w:ilvl w:val="0"/>
+          <w:numId w:val="27"/>
         </w:numPr>
         <w:spacing w:before="100" w:beforeAutospacing="1" w:after="100" w:afterAutospacing="1"/>
         <w:jc w:val="both"/>
@@ -809,699 +1294,7 @@
         <w:rPr>
           <w:szCs w:val="24"/>
         </w:rPr>
-        <w:t xml:space="preserve">Architected </w:t>
-      </w:r>
-      <w:r>
-        <w:rPr>
-          <w:b/>
-          <w:bCs/>
-          <w:szCs w:val="24"/>
-        </w:rPr>
-        <w:t>AI data pipelines</w:t>
-      </w:r>
-      <w:r>
-        <w:rPr>
-          <w:szCs w:val="24"/>
-        </w:rPr>
-        <w:t xml:space="preserve"> with </w:t>
-      </w:r>
-      <w:r>
-        <w:rPr>
-          <w:b/>
-          <w:bCs/>
-          <w:szCs w:val="24"/>
-        </w:rPr>
-        <w:t>Python 3.8–3.12</w:t>
-      </w:r>
-      <w:r>
-        <w:rPr>
-          <w:szCs w:val="24"/>
-        </w:rPr>
-        <w:t xml:space="preserve">, </w:t>
-      </w:r>
-      <w:r>
-        <w:rPr>
-          <w:b/>
-          <w:bCs/>
-          <w:szCs w:val="24"/>
-        </w:rPr>
-        <w:t>Apache Spark 3.x</w:t>
-      </w:r>
-      <w:r>
-        <w:rPr>
-          <w:szCs w:val="24"/>
-        </w:rPr>
-        <w:t xml:space="preserve">, </w:t>
-      </w:r>
-      <w:r>
-        <w:rPr>
-          <w:b/>
-          <w:bCs/>
-          <w:szCs w:val="24"/>
-        </w:rPr>
-        <w:t>Airflow 2.x</w:t>
-      </w:r>
-      <w:r>
-        <w:rPr>
-          <w:szCs w:val="24"/>
-        </w:rPr>
-        <w:t xml:space="preserve">, </w:t>
-      </w:r>
-      <w:proofErr w:type="spellStart"/>
-      <w:r>
-        <w:rPr>
-          <w:b/>
-          <w:bCs/>
-          <w:szCs w:val="24"/>
-        </w:rPr>
-        <w:t>dbt</w:t>
-      </w:r>
-      <w:proofErr w:type="spellEnd"/>
-      <w:r>
-        <w:rPr>
-          <w:b/>
-          <w:bCs/>
-          <w:szCs w:val="24"/>
-        </w:rPr>
-        <w:t xml:space="preserve"> 1.x</w:t>
-      </w:r>
-      <w:r>
-        <w:rPr>
-          <w:szCs w:val="24"/>
-        </w:rPr>
-        <w:t xml:space="preserve">, </w:t>
-      </w:r>
-      <w:r>
-        <w:rPr>
-          <w:b/>
-          <w:bCs/>
-          <w:szCs w:val="24"/>
-        </w:rPr>
-        <w:t>Snowflake</w:t>
-      </w:r>
-      <w:r>
-        <w:rPr>
-          <w:szCs w:val="24"/>
-        </w:rPr>
-        <w:t xml:space="preserve">, and </w:t>
-      </w:r>
-      <w:r>
-        <w:rPr>
-          <w:b/>
-          <w:bCs/>
-          <w:szCs w:val="24"/>
-        </w:rPr>
-        <w:t>AWS S3</w:t>
-      </w:r>
-      <w:r>
-        <w:rPr>
-          <w:szCs w:val="24"/>
-        </w:rPr>
-        <w:t>, supporting secure analytics for SaaS, infrastructure, and finance-facing reporting workloads.</w:t>
-      </w:r>
-    </w:p>
-    <w:p>
-      <w:pPr>
-        <w:numPr>
-          <w:ilvl w:val="0"/>
-          <w:numId w:val="24"/>
-        </w:numPr>
-        <w:spacing w:before="100" w:beforeAutospacing="1" w:after="100" w:afterAutospacing="1"/>
-        <w:jc w:val="both"/>
-        <w:rPr>
-          <w:szCs w:val="24"/>
-        </w:rPr>
-      </w:pPr>
-      <w:r>
-        <w:rPr>
-          <w:szCs w:val="24"/>
-        </w:rPr>
-        <w:t xml:space="preserve">Built production </w:t>
-      </w:r>
-      <w:r>
-        <w:rPr>
-          <w:b/>
-          <w:bCs/>
-          <w:szCs w:val="24"/>
-        </w:rPr>
-        <w:t>LLM/RAG data flows</w:t>
-      </w:r>
-      <w:r>
-        <w:rPr>
-          <w:szCs w:val="24"/>
-        </w:rPr>
-        <w:t xml:space="preserve"> by chunking operational documents, generating </w:t>
-      </w:r>
-      <w:proofErr w:type="spellStart"/>
-      <w:r>
-        <w:rPr>
-          <w:szCs w:val="24"/>
-        </w:rPr>
-        <w:t>embeddings</w:t>
-      </w:r>
-      <w:proofErr w:type="spellEnd"/>
-      <w:r>
-        <w:rPr>
-          <w:szCs w:val="24"/>
-        </w:rPr>
-        <w:t xml:space="preserve">, storing vectors in </w:t>
-      </w:r>
-      <w:r>
-        <w:rPr>
-          <w:b/>
-          <w:bCs/>
-          <w:szCs w:val="24"/>
-        </w:rPr>
-        <w:t>OpenSearch 2.x</w:t>
-      </w:r>
-      <w:r>
-        <w:rPr>
-          <w:szCs w:val="24"/>
-        </w:rPr>
-        <w:t xml:space="preserve"> and </w:t>
-      </w:r>
-      <w:proofErr w:type="spellStart"/>
-      <w:r>
-        <w:rPr>
-          <w:b/>
-          <w:bCs/>
-          <w:szCs w:val="24"/>
-        </w:rPr>
-        <w:t>pgvector</w:t>
-      </w:r>
-      <w:proofErr w:type="spellEnd"/>
-      <w:r>
-        <w:rPr>
-          <w:b/>
-          <w:bCs/>
-          <w:szCs w:val="24"/>
-        </w:rPr>
-        <w:t xml:space="preserve"> 0.5–0.7</w:t>
-      </w:r>
-      <w:r>
-        <w:rPr>
-          <w:szCs w:val="24"/>
-        </w:rPr>
-        <w:t>, and exposing trusted retrieval datasets for internal automation.</w:t>
-      </w:r>
-    </w:p>
-    <w:p>
-      <w:pPr>
-        <w:numPr>
-          <w:ilvl w:val="0"/>
-          <w:numId w:val="24"/>
-        </w:numPr>
-        <w:spacing w:before="100" w:beforeAutospacing="1" w:after="100" w:afterAutospacing="1"/>
-        <w:jc w:val="both"/>
-        <w:rPr>
-          <w:szCs w:val="24"/>
-        </w:rPr>
-      </w:pPr>
-      <w:r>
-        <w:rPr>
-          <w:szCs w:val="24"/>
-        </w:rPr>
-        <w:t xml:space="preserve">Implemented a new </w:t>
-      </w:r>
-      <w:r>
-        <w:rPr>
-          <w:b/>
-          <w:bCs/>
-          <w:szCs w:val="24"/>
-        </w:rPr>
-        <w:t>real-time anomaly detection</w:t>
-      </w:r>
-      <w:r>
-        <w:rPr>
-          <w:szCs w:val="24"/>
-        </w:rPr>
-        <w:t xml:space="preserve"> feature with </w:t>
-      </w:r>
-      <w:r>
-        <w:rPr>
-          <w:b/>
-          <w:bCs/>
-          <w:szCs w:val="24"/>
-        </w:rPr>
-        <w:t>Kafka 2.8–3.6</w:t>
-      </w:r>
-      <w:r>
-        <w:rPr>
-          <w:szCs w:val="24"/>
-        </w:rPr>
-        <w:t xml:space="preserve">, </w:t>
-      </w:r>
-      <w:r>
-        <w:rPr>
-          <w:b/>
-          <w:bCs/>
-          <w:szCs w:val="24"/>
-        </w:rPr>
-        <w:t>Spark Structured Streaming 3.x</w:t>
-      </w:r>
-      <w:r>
-        <w:rPr>
-          <w:szCs w:val="24"/>
-        </w:rPr>
-        <w:t xml:space="preserve">, and Python scoring jobs, reducing delayed incident discovery by </w:t>
-      </w:r>
-      <w:r>
-        <w:rPr>
-          <w:b/>
-          <w:bCs/>
-          <w:szCs w:val="24"/>
-        </w:rPr>
-        <w:t>38%</w:t>
-      </w:r>
-      <w:r>
-        <w:rPr>
-          <w:szCs w:val="24"/>
-        </w:rPr>
-        <w:t xml:space="preserve"> across monitored customer data feeds.</w:t>
-      </w:r>
-    </w:p>
-    <w:p>
-      <w:pPr>
-        <w:numPr>
-          <w:ilvl w:val="0"/>
-          <w:numId w:val="24"/>
-        </w:numPr>
-        <w:spacing w:before="100" w:beforeAutospacing="1" w:after="100" w:afterAutospacing="1"/>
-        <w:jc w:val="both"/>
-        <w:rPr>
-          <w:szCs w:val="24"/>
-        </w:rPr>
-      </w:pPr>
-      <w:r>
-        <w:rPr>
-          <w:szCs w:val="24"/>
-        </w:rPr>
-        <w:t xml:space="preserve">Resolved a recurring </w:t>
-      </w:r>
-      <w:r>
-        <w:rPr>
-          <w:b/>
-          <w:bCs/>
-          <w:szCs w:val="24"/>
-        </w:rPr>
-        <w:t>Airflow 2.x scheduler failure</w:t>
-      </w:r>
-      <w:r>
-        <w:rPr>
-          <w:szCs w:val="24"/>
-        </w:rPr>
-        <w:t xml:space="preserve"> caused by oversized DAG parsing and unstable dynamic task generation by refactoring DAG factories, isolating </w:t>
-      </w:r>
-      <w:proofErr w:type="spellStart"/>
-      <w:r>
-        <w:rPr>
-          <w:szCs w:val="24"/>
-        </w:rPr>
-        <w:t>configs</w:t>
-      </w:r>
-      <w:proofErr w:type="spellEnd"/>
-      <w:r>
-        <w:rPr>
-          <w:szCs w:val="24"/>
-        </w:rPr>
-        <w:t xml:space="preserve">, and cutting failed task retries by </w:t>
-      </w:r>
-      <w:r>
-        <w:rPr>
-          <w:b/>
-          <w:bCs/>
-          <w:szCs w:val="24"/>
-        </w:rPr>
-        <w:t>46%</w:t>
-      </w:r>
-      <w:r>
-        <w:rPr>
-          <w:szCs w:val="24"/>
-        </w:rPr>
-        <w:t>.</w:t>
-      </w:r>
-    </w:p>
-    <w:p>
-      <w:pPr>
-        <w:numPr>
-          <w:ilvl w:val="0"/>
-          <w:numId w:val="24"/>
-        </w:numPr>
-        <w:spacing w:before="100" w:beforeAutospacing="1" w:after="100" w:afterAutospacing="1"/>
-        <w:jc w:val="both"/>
-        <w:rPr>
-          <w:szCs w:val="24"/>
-        </w:rPr>
-      </w:pPr>
-      <w:r>
-        <w:rPr>
-          <w:szCs w:val="24"/>
-        </w:rPr>
-        <w:t xml:space="preserve">Migrated legacy batch jobs from shell scripts and direct warehouse loads into modular </w:t>
-      </w:r>
-      <w:r>
-        <w:rPr>
-          <w:b/>
-          <w:bCs/>
-          <w:szCs w:val="24"/>
-        </w:rPr>
-        <w:t>Python 3.x</w:t>
-      </w:r>
-      <w:r>
-        <w:rPr>
-          <w:szCs w:val="24"/>
-        </w:rPr>
-        <w:t xml:space="preserve"> packages, </w:t>
-      </w:r>
-      <w:proofErr w:type="spellStart"/>
-      <w:r>
-        <w:rPr>
-          <w:b/>
-          <w:bCs/>
-          <w:szCs w:val="24"/>
-        </w:rPr>
-        <w:t>dbt</w:t>
-      </w:r>
-      <w:proofErr w:type="spellEnd"/>
-      <w:r>
-        <w:rPr>
-          <w:b/>
-          <w:bCs/>
-          <w:szCs w:val="24"/>
-        </w:rPr>
-        <w:t xml:space="preserve"> 1.x</w:t>
-      </w:r>
-      <w:r>
-        <w:rPr>
-          <w:szCs w:val="24"/>
-        </w:rPr>
-        <w:t xml:space="preserve"> models, and Airflow orchestration, improving release control and lowering manual recovery work.</w:t>
-      </w:r>
-    </w:p>
-    <w:p>
-      <w:pPr>
-        <w:numPr>
-          <w:ilvl w:val="0"/>
-          <w:numId w:val="24"/>
-        </w:numPr>
-        <w:spacing w:before="100" w:beforeAutospacing="1" w:after="100" w:afterAutospacing="1"/>
-        <w:jc w:val="both"/>
-        <w:rPr>
-          <w:szCs w:val="24"/>
-        </w:rPr>
-      </w:pPr>
-      <w:r>
-        <w:rPr>
-          <w:szCs w:val="24"/>
-        </w:rPr>
-        <w:lastRenderedPageBreak/>
-        <w:t xml:space="preserve">Designed privacy-aware </w:t>
-      </w:r>
-      <w:r>
-        <w:rPr>
-          <w:b/>
-          <w:bCs/>
-          <w:szCs w:val="24"/>
-        </w:rPr>
-        <w:t>ETL/ELT</w:t>
-      </w:r>
-      <w:r>
-        <w:rPr>
-          <w:szCs w:val="24"/>
-        </w:rPr>
-        <w:t xml:space="preserve"> patterns with column masking, schema contracts, Great Expectations checks, and IAM-scoped storage access, helping sensitive customer datasets pass internal governance reviews.</w:t>
-      </w:r>
-    </w:p>
-    <w:p>
-      <w:pPr>
-        <w:numPr>
-          <w:ilvl w:val="0"/>
-          <w:numId w:val="24"/>
-        </w:numPr>
-        <w:spacing w:before="100" w:beforeAutospacing="1" w:after="100" w:afterAutospacing="1"/>
-        <w:jc w:val="both"/>
-        <w:rPr>
-          <w:szCs w:val="24"/>
-        </w:rPr>
-      </w:pPr>
-      <w:r>
-        <w:rPr>
-          <w:szCs w:val="24"/>
-        </w:rPr>
-        <w:t xml:space="preserve">Optimized expensive </w:t>
-      </w:r>
-      <w:r>
-        <w:rPr>
-          <w:b/>
-          <w:bCs/>
-          <w:szCs w:val="24"/>
-        </w:rPr>
-        <w:t>Snowflake</w:t>
-      </w:r>
-      <w:r>
-        <w:rPr>
-          <w:szCs w:val="24"/>
-        </w:rPr>
-        <w:t xml:space="preserve"> transformations by clustering high-volume tables, pruning incremental model windows, and tuning warehouse sizing, reducing monthly compute consumption by </w:t>
-      </w:r>
-      <w:r>
-        <w:rPr>
-          <w:b/>
-          <w:bCs/>
-          <w:szCs w:val="24"/>
-        </w:rPr>
-        <w:t>29%</w:t>
-      </w:r>
-      <w:r>
-        <w:rPr>
-          <w:szCs w:val="24"/>
-        </w:rPr>
-        <w:t xml:space="preserve"> without weakening SLAs.</w:t>
-      </w:r>
-    </w:p>
-    <w:p>
-      <w:pPr>
-        <w:numPr>
-          <w:ilvl w:val="0"/>
-          <w:numId w:val="24"/>
-        </w:numPr>
-        <w:spacing w:before="100" w:beforeAutospacing="1" w:after="100" w:afterAutospacing="1"/>
-        <w:jc w:val="both"/>
-        <w:rPr>
-          <w:szCs w:val="24"/>
-        </w:rPr>
-      </w:pPr>
-      <w:r>
-        <w:rPr>
-          <w:szCs w:val="24"/>
-        </w:rPr>
-        <w:t xml:space="preserve">Created reusable ingestion templates for APIs, SFTP drops, event streams, and warehouse extracts using </w:t>
-      </w:r>
-      <w:r>
-        <w:rPr>
-          <w:b/>
-          <w:bCs/>
-          <w:szCs w:val="24"/>
-        </w:rPr>
-        <w:t>Python</w:t>
-      </w:r>
-      <w:r>
-        <w:rPr>
-          <w:szCs w:val="24"/>
-        </w:rPr>
-        <w:t xml:space="preserve">, </w:t>
-      </w:r>
-      <w:proofErr w:type="spellStart"/>
-      <w:r>
-        <w:rPr>
-          <w:b/>
-          <w:bCs/>
-          <w:szCs w:val="24"/>
-        </w:rPr>
-        <w:t>Pydantic</w:t>
-      </w:r>
-      <w:proofErr w:type="spellEnd"/>
-      <w:r>
-        <w:rPr>
-          <w:szCs w:val="24"/>
-        </w:rPr>
-        <w:t xml:space="preserve">, </w:t>
-      </w:r>
-      <w:r>
-        <w:rPr>
-          <w:b/>
-          <w:bCs/>
-          <w:szCs w:val="24"/>
-        </w:rPr>
-        <w:t>Docker</w:t>
-      </w:r>
-      <w:r>
-        <w:rPr>
-          <w:szCs w:val="24"/>
-        </w:rPr>
-        <w:t>, and CI checks, allowing teams to onboard new sources with fewer custom scripts.</w:t>
-      </w:r>
-    </w:p>
-    <w:p>
-      <w:pPr>
-        <w:numPr>
-          <w:ilvl w:val="0"/>
-          <w:numId w:val="24"/>
-        </w:numPr>
-        <w:spacing w:before="100" w:beforeAutospacing="1" w:after="100" w:afterAutospacing="1"/>
-        <w:jc w:val="both"/>
-        <w:rPr>
-          <w:szCs w:val="24"/>
-        </w:rPr>
-      </w:pPr>
-      <w:r>
-        <w:rPr>
-          <w:szCs w:val="24"/>
-        </w:rPr>
-        <w:t xml:space="preserve">Fixed a production data quality bug where duplicate </w:t>
-      </w:r>
-      <w:proofErr w:type="spellStart"/>
-      <w:r>
-        <w:rPr>
-          <w:szCs w:val="24"/>
-        </w:rPr>
-        <w:t>webhook</w:t>
-      </w:r>
-      <w:proofErr w:type="spellEnd"/>
-      <w:r>
-        <w:rPr>
-          <w:szCs w:val="24"/>
-        </w:rPr>
-        <w:t xml:space="preserve"> events inflated revenue metrics by adding </w:t>
-      </w:r>
-      <w:proofErr w:type="spellStart"/>
-      <w:r>
-        <w:rPr>
-          <w:szCs w:val="24"/>
-        </w:rPr>
-        <w:t>idempotency</w:t>
-      </w:r>
-      <w:proofErr w:type="spellEnd"/>
-      <w:r>
-        <w:rPr>
-          <w:szCs w:val="24"/>
-        </w:rPr>
-        <w:t xml:space="preserve"> keys, late-arrival handling, and reconciliation dashboards across raw, staging, and curated layers.</w:t>
-      </w:r>
-    </w:p>
-    <w:p>
-      <w:pPr>
-        <w:numPr>
-          <w:ilvl w:val="0"/>
-          <w:numId w:val="24"/>
-        </w:numPr>
-        <w:spacing w:before="100" w:beforeAutospacing="1" w:after="100" w:afterAutospacing="1"/>
-        <w:jc w:val="both"/>
-        <w:rPr>
-          <w:szCs w:val="24"/>
-        </w:rPr>
-      </w:pPr>
-      <w:r>
-        <w:rPr>
-          <w:szCs w:val="24"/>
-        </w:rPr>
-        <w:t xml:space="preserve">Delivered </w:t>
-      </w:r>
-      <w:r>
-        <w:rPr>
-          <w:b/>
-          <w:bCs/>
-          <w:szCs w:val="24"/>
-        </w:rPr>
-        <w:t>feature engineering</w:t>
-      </w:r>
-      <w:r>
-        <w:rPr>
-          <w:szCs w:val="24"/>
-        </w:rPr>
-        <w:t xml:space="preserve"> datasets for churn, billing risk, and support-priority models using Spark aggregations, </w:t>
-      </w:r>
-      <w:proofErr w:type="spellStart"/>
-      <w:r>
-        <w:rPr>
-          <w:szCs w:val="24"/>
-        </w:rPr>
-        <w:t>dbt</w:t>
-      </w:r>
-      <w:proofErr w:type="spellEnd"/>
-      <w:r>
-        <w:rPr>
-          <w:szCs w:val="24"/>
-        </w:rPr>
-        <w:t xml:space="preserve"> marts, and ML-ready tables aligned with analyst definitions and model training requirements.</w:t>
-      </w:r>
-    </w:p>
-    <w:p>
-      <w:pPr>
-        <w:numPr>
-          <w:ilvl w:val="0"/>
-          <w:numId w:val="24"/>
-        </w:numPr>
-        <w:spacing w:before="100" w:beforeAutospacing="1" w:after="100" w:afterAutospacing="1"/>
-        <w:jc w:val="both"/>
-        <w:rPr>
-          <w:szCs w:val="24"/>
-        </w:rPr>
-      </w:pPr>
-      <w:r>
-        <w:rPr>
-          <w:szCs w:val="24"/>
-        </w:rPr>
-        <w:t xml:space="preserve">Added observability with </w:t>
-      </w:r>
-      <w:proofErr w:type="spellStart"/>
-      <w:r>
-        <w:rPr>
-          <w:b/>
-          <w:bCs/>
-          <w:szCs w:val="24"/>
-        </w:rPr>
-        <w:t>OpenTelemetry</w:t>
-      </w:r>
-      <w:proofErr w:type="spellEnd"/>
-      <w:r>
-        <w:rPr>
-          <w:szCs w:val="24"/>
-        </w:rPr>
-        <w:t xml:space="preserve">, </w:t>
-      </w:r>
-      <w:proofErr w:type="spellStart"/>
-      <w:r>
-        <w:rPr>
-          <w:szCs w:val="24"/>
-        </w:rPr>
-        <w:t>CloudWatch</w:t>
-      </w:r>
-      <w:proofErr w:type="spellEnd"/>
-      <w:r>
-        <w:rPr>
-          <w:szCs w:val="24"/>
-        </w:rPr>
-        <w:t>, Prometheus metrics, Airflow alerts, and warehouse freshness checks, increasing pipeline failure visibility and helping teams respond before reports became stale.</w:t>
-      </w:r>
-    </w:p>
-    <w:p>
-      <w:pPr>
-        <w:numPr>
-          <w:ilvl w:val="0"/>
-          <w:numId w:val="24"/>
-        </w:numPr>
-        <w:spacing w:before="100" w:beforeAutospacing="1" w:after="100" w:afterAutospacing="1"/>
-        <w:jc w:val="both"/>
-        <w:rPr>
-          <w:szCs w:val="24"/>
-        </w:rPr>
-      </w:pPr>
-      <w:r>
-        <w:rPr>
-          <w:szCs w:val="24"/>
-        </w:rPr>
-        <w:t>Collaborated with product, security, DevOps, and analytics teams to translate unclear business questions into governed data products, documented contracts, and production AI workflows that could evolve safely.</w:t>
+        <w:t>Collaborated with product, security, DevOps, and analytics teams to convert unclear business requirements into governed data products and production AI workflows.</w:t>
       </w:r>
     </w:p>
     <w:p>
@@ -2048,21 +1841,6 @@
     </w:p>
     <w:p>
       <w:pPr>
-        <w:pStyle w:val="NoSpacing"/>
-      </w:pPr>
-    </w:p>
-    <w:p>
-      <w:pPr>
-        <w:pStyle w:val="NoSpacing"/>
-      </w:pPr>
-    </w:p>
-    <w:p>
-      <w:pPr>
-        <w:pStyle w:val="NoSpacing"/>
-      </w:pPr>
-    </w:p>
-    <w:p>
-      <w:pPr>
         <w:numPr>
           <w:ilvl w:val="0"/>
           <w:numId w:val="0"/>
@@ -2081,7 +1859,6 @@
           <w:sz w:val="28"/>
           <w:szCs w:val="36"/>
         </w:rPr>
-        <w:lastRenderedPageBreak/>
         <w:t>Webiz</w:t>
       </w:r>
       <w:proofErr w:type="spellEnd"/>
@@ -2124,9 +1901,269 @@
     </w:p>
     <w:p>
       <w:pPr>
+        <w:pStyle w:val="ListParagraph"/>
         <w:numPr>
           <w:ilvl w:val="0"/>
-          <w:numId w:val="25"/>
+          <w:numId w:val="21"/>
+        </w:numPr>
+        <w:spacing w:after="0"/>
+        <w:jc w:val="both"/>
+        <w:rPr>
+          <w:szCs w:val="24"/>
+        </w:rPr>
+      </w:pPr>
+      <w:r>
+        <w:rPr>
+          <w:szCs w:val="24"/>
+        </w:rPr>
+        <w:t xml:space="preserve">Built early data engineering workflows for digital commerce and marketing analytics using </w:t>
+      </w:r>
+      <w:r>
+        <w:rPr>
+          <w:b/>
+          <w:bCs/>
+          <w:szCs w:val="24"/>
+        </w:rPr>
+        <w:t xml:space="preserve">Python, pandas, MySQL, PostgreSQL, and Linux </w:t>
+      </w:r>
+      <w:proofErr w:type="spellStart"/>
+      <w:r>
+        <w:rPr>
+          <w:b/>
+          <w:bCs/>
+          <w:szCs w:val="24"/>
+        </w:rPr>
+        <w:t>cron</w:t>
+      </w:r>
+      <w:proofErr w:type="spellEnd"/>
+      <w:r>
+        <w:rPr>
+          <w:b/>
+          <w:bCs/>
+          <w:szCs w:val="24"/>
+        </w:rPr>
+        <w:t xml:space="preserve"> jobs</w:t>
+      </w:r>
+      <w:r>
+        <w:rPr>
+          <w:szCs w:val="24"/>
+        </w:rPr>
+        <w:t xml:space="preserve">. </w:t>
+      </w:r>
+    </w:p>
+    <w:p>
+      <w:pPr>
+        <w:pStyle w:val="ListParagraph"/>
+        <w:numPr>
+          <w:ilvl w:val="0"/>
+          <w:numId w:val="21"/>
+        </w:numPr>
+        <w:spacing w:after="0"/>
+        <w:jc w:val="both"/>
+        <w:rPr>
+          <w:szCs w:val="24"/>
+        </w:rPr>
+      </w:pPr>
+      <w:r>
+        <w:rPr>
+          <w:szCs w:val="24"/>
+        </w:rPr>
+        <w:t xml:space="preserve">Created SQL reporting datasets combining orders, campaign clicks, customer profiles, and payment statuses to reduce manual spreadsheet reporting. </w:t>
+      </w:r>
+    </w:p>
+    <w:p>
+      <w:pPr>
+        <w:pStyle w:val="ListParagraph"/>
+        <w:numPr>
+          <w:ilvl w:val="0"/>
+          <w:numId w:val="21"/>
+        </w:numPr>
+        <w:spacing w:after="0"/>
+        <w:jc w:val="both"/>
+        <w:rPr>
+          <w:szCs w:val="24"/>
+        </w:rPr>
+      </w:pPr>
+      <w:r>
+        <w:rPr>
+          <w:szCs w:val="24"/>
+        </w:rPr>
+        <w:t xml:space="preserve">Fixed malformed CSV import failures by adding schema validation, encoding normalization, and rejected-row logging for support investigation. </w:t>
+      </w:r>
+    </w:p>
+    <w:p>
+      <w:pPr>
+        <w:pStyle w:val="ListParagraph"/>
+        <w:numPr>
+          <w:ilvl w:val="0"/>
+          <w:numId w:val="21"/>
+        </w:numPr>
+        <w:spacing w:after="0"/>
+        <w:jc w:val="both"/>
+        <w:rPr>
+          <w:szCs w:val="24"/>
+        </w:rPr>
+      </w:pPr>
+      <w:r>
+        <w:rPr>
+          <w:szCs w:val="24"/>
+        </w:rPr>
+        <w:t xml:space="preserve">Migrated manual Excel cleanup into scripted </w:t>
+      </w:r>
+      <w:r>
+        <w:rPr>
+          <w:b/>
+          <w:bCs/>
+          <w:szCs w:val="24"/>
+        </w:rPr>
+        <w:t>Python transformations, reusable SQL views, and scheduled exports</w:t>
+      </w:r>
+      <w:r>
+        <w:rPr>
+          <w:szCs w:val="24"/>
+        </w:rPr>
+        <w:t xml:space="preserve">, reducing weekly analyst preparation effort by </w:t>
+      </w:r>
+      <w:r>
+        <w:rPr>
+          <w:b/>
+          <w:bCs/>
+          <w:szCs w:val="24"/>
+        </w:rPr>
+        <w:t>31%</w:t>
+      </w:r>
+      <w:r>
+        <w:rPr>
+          <w:szCs w:val="24"/>
+        </w:rPr>
+        <w:t xml:space="preserve">. </w:t>
+      </w:r>
+    </w:p>
+    <w:p>
+      <w:pPr>
+        <w:pStyle w:val="ListParagraph"/>
+        <w:numPr>
+          <w:ilvl w:val="0"/>
+          <w:numId w:val="21"/>
+        </w:numPr>
+        <w:spacing w:after="0"/>
+        <w:jc w:val="both"/>
+        <w:rPr>
+          <w:szCs w:val="24"/>
+        </w:rPr>
+      </w:pPr>
+      <w:r>
+        <w:rPr>
+          <w:szCs w:val="24"/>
+        </w:rPr>
+        <w:t xml:space="preserve">Designed normalized MySQL tables and aggregate reporting views for product, customer, and order metrics, improving dashboard query performance. </w:t>
+      </w:r>
+    </w:p>
+    <w:p>
+      <w:pPr>
+        <w:pStyle w:val="ListParagraph"/>
+        <w:numPr>
+          <w:ilvl w:val="0"/>
+          <w:numId w:val="21"/>
+        </w:numPr>
+        <w:spacing w:after="0"/>
+        <w:jc w:val="both"/>
+        <w:rPr>
+          <w:szCs w:val="24"/>
+        </w:rPr>
+      </w:pPr>
+      <w:r>
+        <w:rPr>
+          <w:szCs w:val="24"/>
+        </w:rPr>
+        <w:lastRenderedPageBreak/>
+        <w:t xml:space="preserve">Built predictive scoring prototypes with </w:t>
+      </w:r>
+      <w:proofErr w:type="spellStart"/>
+      <w:r>
+        <w:rPr>
+          <w:b/>
+          <w:bCs/>
+          <w:szCs w:val="24"/>
+        </w:rPr>
+        <w:t>scikit</w:t>
+      </w:r>
+      <w:proofErr w:type="spellEnd"/>
+      <w:r>
+        <w:rPr>
+          <w:b/>
+          <w:bCs/>
+          <w:szCs w:val="24"/>
+        </w:rPr>
+        <w:t>-learn, logistic regression, and cleaned campaign data</w:t>
+      </w:r>
+      <w:r>
+        <w:rPr>
+          <w:szCs w:val="24"/>
+        </w:rPr>
+        <w:t xml:space="preserve"> to support lead-prioritization experiments. </w:t>
+      </w:r>
+    </w:p>
+    <w:p>
+      <w:pPr>
+        <w:pStyle w:val="ListParagraph"/>
+        <w:numPr>
+          <w:ilvl w:val="0"/>
+          <w:numId w:val="21"/>
+        </w:numPr>
+        <w:spacing w:after="0"/>
+        <w:jc w:val="both"/>
+        <w:rPr>
+          <w:szCs w:val="24"/>
+        </w:rPr>
+      </w:pPr>
+      <w:r>
+        <w:rPr>
+          <w:szCs w:val="24"/>
+        </w:rPr>
+        <w:t xml:space="preserve">Improved slow reporting queries by adding composite indexes, rewriting subqueries into joins, and archiving inactive records, improving dashboard response time by </w:t>
+      </w:r>
+      <w:r>
+        <w:rPr>
+          <w:b/>
+          <w:bCs/>
+          <w:szCs w:val="24"/>
+        </w:rPr>
+        <w:t>36%</w:t>
+      </w:r>
+      <w:r>
+        <w:rPr>
+          <w:szCs w:val="24"/>
+        </w:rPr>
+        <w:t xml:space="preserve">. </w:t>
+      </w:r>
+    </w:p>
+    <w:p>
+      <w:pPr>
+        <w:pStyle w:val="ListParagraph"/>
+        <w:numPr>
+          <w:ilvl w:val="0"/>
+          <w:numId w:val="21"/>
+        </w:numPr>
+        <w:spacing w:after="0"/>
+        <w:jc w:val="both"/>
+        <w:rPr>
+          <w:szCs w:val="24"/>
+        </w:rPr>
+      </w:pPr>
+      <w:r>
+        <w:rPr>
+          <w:szCs w:val="24"/>
+        </w:rPr>
+        <w:t xml:space="preserve">Added reconciliation checks between payment exports and internal order tables, catching missing settlement rows before finance reporting cycles. </w:t>
+      </w:r>
+    </w:p>
+    <w:p>
+      <w:pPr>
+        <w:pStyle w:val="ListParagraph"/>
+        <w:numPr>
+          <w:ilvl w:val="0"/>
+          <w:numId w:val="21"/>
         </w:numPr>
         <w:spacing w:before="100" w:beforeAutospacing="1" w:after="100" w:afterAutospacing="1"/>
         <w:jc w:val="both"/>
@@ -2138,352 +2175,7 @@
         <w:rPr>
           <w:szCs w:val="24"/>
         </w:rPr>
-        <w:t xml:space="preserve">Built early </w:t>
-      </w:r>
-      <w:r>
-        <w:rPr>
-          <w:b/>
-          <w:bCs/>
-          <w:szCs w:val="24"/>
-        </w:rPr>
-        <w:t>data engineering</w:t>
-      </w:r>
-      <w:r>
-        <w:rPr>
-          <w:szCs w:val="24"/>
-        </w:rPr>
-        <w:t xml:space="preserve"> workflows for digital commerce and marketing analytics using </w:t>
-      </w:r>
-      <w:r>
-        <w:rPr>
-          <w:b/>
-          <w:bCs/>
-          <w:szCs w:val="24"/>
-        </w:rPr>
-        <w:t>Python 2.7–3.5</w:t>
-      </w:r>
-      <w:r>
-        <w:rPr>
-          <w:szCs w:val="24"/>
-        </w:rPr>
-        <w:t xml:space="preserve">, </w:t>
-      </w:r>
-      <w:r>
-        <w:rPr>
-          <w:b/>
-          <w:bCs/>
-          <w:szCs w:val="24"/>
-        </w:rPr>
-        <w:t>pandas 0.17–0.19</w:t>
-      </w:r>
-      <w:r>
-        <w:rPr>
-          <w:szCs w:val="24"/>
-        </w:rPr>
-        <w:t xml:space="preserve">, </w:t>
-      </w:r>
-      <w:r>
-        <w:rPr>
-          <w:b/>
-          <w:bCs/>
-          <w:szCs w:val="24"/>
-        </w:rPr>
-        <w:t>MySQL 5.6–5.7</w:t>
-      </w:r>
-      <w:r>
-        <w:rPr>
-          <w:szCs w:val="24"/>
-        </w:rPr>
-        <w:t xml:space="preserve">, </w:t>
-      </w:r>
-      <w:r>
-        <w:rPr>
-          <w:b/>
-          <w:bCs/>
-          <w:szCs w:val="24"/>
-        </w:rPr>
-        <w:t>PostgreSQL 9.x</w:t>
-      </w:r>
-      <w:r>
-        <w:rPr>
-          <w:szCs w:val="24"/>
-        </w:rPr>
-        <w:t xml:space="preserve">, and Linux </w:t>
-      </w:r>
-      <w:proofErr w:type="spellStart"/>
-      <w:r>
-        <w:rPr>
-          <w:szCs w:val="24"/>
-        </w:rPr>
-        <w:t>cron</w:t>
-      </w:r>
-      <w:proofErr w:type="spellEnd"/>
-      <w:r>
-        <w:rPr>
-          <w:szCs w:val="24"/>
-        </w:rPr>
-        <w:t xml:space="preserve"> jobs.</w:t>
-      </w:r>
-    </w:p>
-    <w:p>
-      <w:pPr>
-        <w:numPr>
-          <w:ilvl w:val="0"/>
-          <w:numId w:val="25"/>
-        </w:numPr>
-        <w:spacing w:before="100" w:beforeAutospacing="1" w:after="100" w:afterAutospacing="1"/>
-        <w:jc w:val="both"/>
-        <w:rPr>
-          <w:szCs w:val="24"/>
-        </w:rPr>
-      </w:pPr>
-      <w:r>
-        <w:rPr>
-          <w:szCs w:val="24"/>
-        </w:rPr>
-        <w:t xml:space="preserve">Created SQL reporting datasets that combined orders, campaign clicks, customer profiles, and payment statuses, helping business </w:t>
-      </w:r>
-      <w:proofErr w:type="gramStart"/>
-      <w:r>
-        <w:rPr>
-          <w:szCs w:val="24"/>
-        </w:rPr>
-        <w:t>users</w:t>
-      </w:r>
-      <w:proofErr w:type="gramEnd"/>
-      <w:r>
-        <w:rPr>
-          <w:szCs w:val="24"/>
-        </w:rPr>
-        <w:t xml:space="preserve"> measure conversion trends with fewer manual spreadsheet exports.</w:t>
-      </w:r>
-    </w:p>
-    <w:p>
-      <w:pPr>
-        <w:numPr>
-          <w:ilvl w:val="0"/>
-          <w:numId w:val="25"/>
-        </w:numPr>
-        <w:spacing w:before="100" w:beforeAutospacing="1" w:after="100" w:afterAutospacing="1"/>
-        <w:jc w:val="both"/>
-        <w:rPr>
-          <w:szCs w:val="24"/>
-        </w:rPr>
-      </w:pPr>
-      <w:r>
-        <w:rPr>
-          <w:szCs w:val="24"/>
-        </w:rPr>
-        <w:t>Fixed an import bug where malformed CSV files broke nightly sales reports by adding schema validation, encoding normalization, and rejected-row logging for faster support investigation.</w:t>
-      </w:r>
-    </w:p>
-    <w:p>
-      <w:pPr>
-        <w:numPr>
-          <w:ilvl w:val="0"/>
-          <w:numId w:val="25"/>
-        </w:numPr>
-        <w:spacing w:before="100" w:beforeAutospacing="1" w:after="100" w:afterAutospacing="1"/>
-        <w:jc w:val="both"/>
-        <w:rPr>
-          <w:szCs w:val="24"/>
-        </w:rPr>
-      </w:pPr>
-      <w:r>
-        <w:rPr>
-          <w:szCs w:val="24"/>
-        </w:rPr>
-        <w:t xml:space="preserve">Migrated repeated manual Excel cleanup into scripted </w:t>
-      </w:r>
-      <w:r>
-        <w:rPr>
-          <w:b/>
-          <w:bCs/>
-          <w:szCs w:val="24"/>
-        </w:rPr>
-        <w:t>Python</w:t>
-      </w:r>
-      <w:r>
-        <w:rPr>
-          <w:szCs w:val="24"/>
-        </w:rPr>
-        <w:t xml:space="preserve"> transformations, reusable SQL views, and scheduled exports, reducing weekly analyst preparation effort by </w:t>
-      </w:r>
-      <w:r>
-        <w:rPr>
-          <w:b/>
-          <w:bCs/>
-          <w:szCs w:val="24"/>
-        </w:rPr>
-        <w:t>31%</w:t>
-      </w:r>
-      <w:r>
-        <w:rPr>
-          <w:szCs w:val="24"/>
-        </w:rPr>
-        <w:t>.</w:t>
-      </w:r>
-    </w:p>
-    <w:p>
-      <w:pPr>
-        <w:numPr>
-          <w:ilvl w:val="0"/>
-          <w:numId w:val="25"/>
-        </w:numPr>
-        <w:spacing w:before="100" w:beforeAutospacing="1" w:after="100" w:afterAutospacing="1"/>
-        <w:jc w:val="both"/>
-        <w:rPr>
-          <w:szCs w:val="24"/>
-        </w:rPr>
-      </w:pPr>
-      <w:r>
-        <w:rPr>
-          <w:szCs w:val="24"/>
-        </w:rPr>
-        <w:t>Designed normalized MySQL tables and aggregate reporting views for product, customer, and order metrics, improving dashboard query speed while keeping application writes stable.</w:t>
-      </w:r>
-    </w:p>
-    <w:p>
-      <w:pPr>
-        <w:numPr>
-          <w:ilvl w:val="0"/>
-          <w:numId w:val="25"/>
-        </w:numPr>
-        <w:spacing w:before="100" w:beforeAutospacing="1" w:after="100" w:afterAutospacing="1"/>
-        <w:jc w:val="both"/>
-        <w:rPr>
-          <w:szCs w:val="24"/>
-        </w:rPr>
-      </w:pPr>
-      <w:r>
-        <w:rPr>
-          <w:szCs w:val="24"/>
-        </w:rPr>
-        <w:t xml:space="preserve">Implemented basic predictive scoring prototypes with </w:t>
-      </w:r>
-      <w:proofErr w:type="spellStart"/>
-      <w:r>
-        <w:rPr>
-          <w:b/>
-          <w:bCs/>
-          <w:szCs w:val="24"/>
-        </w:rPr>
-        <w:t>scikit</w:t>
-      </w:r>
-      <w:proofErr w:type="spellEnd"/>
-      <w:r>
-        <w:rPr>
-          <w:b/>
-          <w:bCs/>
-          <w:szCs w:val="24"/>
-        </w:rPr>
-        <w:t>-learn 0.16–0.18</w:t>
-      </w:r>
-      <w:r>
-        <w:rPr>
-          <w:szCs w:val="24"/>
-        </w:rPr>
-        <w:t>, logistic regression, and cleaned historical campaign data to support early lead-prioritization experiments.</w:t>
-      </w:r>
-    </w:p>
-    <w:p>
-      <w:pPr>
-        <w:numPr>
-          <w:ilvl w:val="0"/>
-          <w:numId w:val="25"/>
-        </w:numPr>
-        <w:spacing w:before="100" w:beforeAutospacing="1" w:after="100" w:afterAutospacing="1"/>
-        <w:jc w:val="both"/>
-        <w:rPr>
-          <w:szCs w:val="24"/>
-        </w:rPr>
-      </w:pPr>
-      <w:r>
-        <w:rPr>
-          <w:szCs w:val="24"/>
-        </w:rPr>
-        <w:t xml:space="preserve">Resolved slow reporting queries by adding composite indexes, rewriting subqueries into joins, and archiving inactive records, improving high-traffic dashboard response time by </w:t>
-      </w:r>
-      <w:r>
-        <w:rPr>
-          <w:b/>
-          <w:bCs/>
-          <w:szCs w:val="24"/>
-        </w:rPr>
-        <w:t>36</w:t>
-      </w:r>
-      <w:bookmarkStart w:id="0" w:name="_GoBack"/>
-      <w:r>
-        <w:rPr>
-          <w:b/>
-          <w:bCs/>
-          <w:szCs w:val="24"/>
-        </w:rPr>
-        <w:t>%</w:t>
-      </w:r>
-      <w:bookmarkEnd w:id="0"/>
-      <w:r>
-        <w:rPr>
-          <w:szCs w:val="24"/>
-        </w:rPr>
-        <w:t>.</w:t>
-      </w:r>
-    </w:p>
-    <w:p>
-      <w:pPr>
-        <w:numPr>
-          <w:ilvl w:val="0"/>
-          <w:numId w:val="25"/>
-        </w:numPr>
-        <w:spacing w:before="100" w:beforeAutospacing="1" w:after="100" w:afterAutospacing="1"/>
-        <w:jc w:val="both"/>
-        <w:rPr>
-          <w:szCs w:val="24"/>
-        </w:rPr>
-      </w:pPr>
-      <w:r>
-        <w:rPr>
-          <w:szCs w:val="24"/>
-        </w:rPr>
-        <w:t>Added data reconciliation checks between payment exports and internal order tables, catching missing settlement rows before finance teams finalized client-facing reports.</w:t>
-      </w:r>
-    </w:p>
-    <w:p>
-      <w:pPr>
-        <w:numPr>
-          <w:ilvl w:val="0"/>
-          <w:numId w:val="25"/>
-        </w:numPr>
-        <w:spacing w:before="100" w:beforeAutospacing="1" w:after="100" w:afterAutospacing="1"/>
-        <w:jc w:val="both"/>
-        <w:rPr>
-          <w:szCs w:val="24"/>
-        </w:rPr>
-      </w:pPr>
-      <w:r>
-        <w:rPr>
-          <w:szCs w:val="24"/>
-        </w:rPr>
-        <w:t>Documented repeatable ingestion steps, rollback notes, and SQL validation queries so developers could support data issues without waiting for the original script author.</w:t>
-      </w:r>
-    </w:p>
-    <w:p>
-      <w:pPr>
-        <w:numPr>
-          <w:ilvl w:val="0"/>
-          <w:numId w:val="25"/>
-        </w:numPr>
-        <w:spacing w:before="100" w:beforeAutospacing="1" w:after="100" w:afterAutospacing="1"/>
-        <w:jc w:val="both"/>
-        <w:rPr>
-          <w:szCs w:val="24"/>
-        </w:rPr>
-      </w:pPr>
-      <w:r>
-        <w:rPr>
-          <w:szCs w:val="24"/>
-        </w:rPr>
-        <w:t>Worked flexibly across backend scripts, database tuning, lightweight APIs, and reporting support, building a practical foundation for later cloud-scale AI and analytics engineering.</w:t>
+        <w:t>Documented ingestion steps, rollback notes, and SQL validation queries so developers could support recurring data issues more easily.</w:t>
       </w:r>
     </w:p>
     <w:p>
@@ -2542,9 +2234,178 @@
     </w:p>
     <w:p>
       <w:pPr>
+        <w:pStyle w:val="ListParagraph"/>
         <w:numPr>
           <w:ilvl w:val="0"/>
-          <w:numId w:val="26"/>
+          <w:numId w:val="21"/>
+        </w:numPr>
+        <w:spacing w:after="0"/>
+        <w:jc w:val="both"/>
+        <w:rPr>
+          <w:szCs w:val="24"/>
+        </w:rPr>
+      </w:pPr>
+      <w:r>
+        <w:rPr>
+          <w:szCs w:val="24"/>
+        </w:rPr>
+        <w:t xml:space="preserve">Supported internal reporting systems using </w:t>
+      </w:r>
+      <w:r>
+        <w:rPr>
+          <w:b/>
+          <w:bCs/>
+          <w:szCs w:val="24"/>
+        </w:rPr>
+        <w:t>Python, SQL Server, MySQL, stored procedures, and Linux automation</w:t>
+      </w:r>
+      <w:r>
+        <w:rPr>
+          <w:szCs w:val="24"/>
+        </w:rPr>
+        <w:t xml:space="preserve"> for operations and customer-support teams. </w:t>
+      </w:r>
+    </w:p>
+    <w:p>
+      <w:pPr>
+        <w:pStyle w:val="ListParagraph"/>
+        <w:numPr>
+          <w:ilvl w:val="0"/>
+          <w:numId w:val="21"/>
+        </w:numPr>
+        <w:spacing w:after="0"/>
+        <w:jc w:val="both"/>
+        <w:rPr>
+          <w:szCs w:val="24"/>
+        </w:rPr>
+      </w:pPr>
+      <w:r>
+        <w:rPr>
+          <w:szCs w:val="24"/>
+        </w:rPr>
+        <w:t xml:space="preserve">Cleaned customer, ticket, and transaction records using SQL scripts and Python utilities for monthly management reporting. </w:t>
+      </w:r>
+    </w:p>
+    <w:p>
+      <w:pPr>
+        <w:pStyle w:val="ListParagraph"/>
+        <w:numPr>
+          <w:ilvl w:val="0"/>
+          <w:numId w:val="21"/>
+        </w:numPr>
+        <w:spacing w:after="0"/>
+        <w:jc w:val="both"/>
+        <w:rPr>
+          <w:szCs w:val="24"/>
+        </w:rPr>
+      </w:pPr>
+      <w:r>
+        <w:rPr>
+          <w:szCs w:val="24"/>
+        </w:rPr>
+        <w:t xml:space="preserve">Fixed recurring report mismatches caused by inconsistent </w:t>
+      </w:r>
+      <w:proofErr w:type="spellStart"/>
+      <w:r>
+        <w:rPr>
+          <w:szCs w:val="24"/>
+        </w:rPr>
+        <w:t>timezone</w:t>
+      </w:r>
+      <w:proofErr w:type="spellEnd"/>
+      <w:r>
+        <w:rPr>
+          <w:szCs w:val="24"/>
+        </w:rPr>
+        <w:t xml:space="preserve"> conversion by standardizing UTC storage rules and documenting downstream logic. </w:t>
+      </w:r>
+    </w:p>
+    <w:p>
+      <w:pPr>
+        <w:pStyle w:val="ListParagraph"/>
+        <w:numPr>
+          <w:ilvl w:val="0"/>
+          <w:numId w:val="21"/>
+        </w:numPr>
+        <w:spacing w:after="0"/>
+        <w:jc w:val="both"/>
+        <w:rPr>
+          <w:szCs w:val="24"/>
+        </w:rPr>
+      </w:pPr>
+      <w:r>
+        <w:rPr>
+          <w:szCs w:val="24"/>
+        </w:rPr>
+        <w:t xml:space="preserve">Created stored procedures and indexed views for high-use operational reports, reducing repeated manual joins. </w:t>
+      </w:r>
+    </w:p>
+    <w:p>
+      <w:pPr>
+        <w:pStyle w:val="ListParagraph"/>
+        <w:numPr>
+          <w:ilvl w:val="0"/>
+          <w:numId w:val="21"/>
+        </w:numPr>
+        <w:spacing w:after="0"/>
+        <w:jc w:val="both"/>
+        <w:rPr>
+          <w:szCs w:val="24"/>
+        </w:rPr>
+      </w:pPr>
+      <w:r>
+        <w:rPr>
+          <w:szCs w:val="24"/>
+        </w:rPr>
+        <w:t xml:space="preserve">Assisted migration of spreadsheet-based tracking into relational database tables with validation rules, import scripts, and review queries. </w:t>
+      </w:r>
+    </w:p>
+    <w:p>
+      <w:pPr>
+        <w:pStyle w:val="ListParagraph"/>
+        <w:numPr>
+          <w:ilvl w:val="0"/>
+          <w:numId w:val="21"/>
+        </w:numPr>
+        <w:spacing w:after="0"/>
+        <w:jc w:val="both"/>
+        <w:rPr>
+          <w:szCs w:val="24"/>
+        </w:rPr>
+      </w:pPr>
+      <w:r>
+        <w:rPr>
+          <w:szCs w:val="24"/>
+        </w:rPr>
+        <w:t xml:space="preserve">Built automation scripts for log parsing, file movement, and scheduled report generation, improving daily data availability. </w:t>
+      </w:r>
+    </w:p>
+    <w:p>
+      <w:pPr>
+        <w:pStyle w:val="ListParagraph"/>
+        <w:numPr>
+          <w:ilvl w:val="0"/>
+          <w:numId w:val="21"/>
+        </w:numPr>
+        <w:spacing w:after="0"/>
+        <w:jc w:val="both"/>
+        <w:rPr>
+          <w:szCs w:val="24"/>
+        </w:rPr>
+      </w:pPr>
+      <w:r>
+        <w:rPr>
+          <w:szCs w:val="24"/>
+        </w:rPr>
+        <w:t xml:space="preserve">Investigated duplicate ticket-count issues by tracing joins across customer and activity tables, then adding grouping logic and QA checks. </w:t>
+      </w:r>
+    </w:p>
+    <w:p>
+      <w:pPr>
+        <w:pStyle w:val="ListParagraph"/>
+        <w:numPr>
+          <w:ilvl w:val="0"/>
+          <w:numId w:val="21"/>
         </w:numPr>
         <w:spacing w:before="100" w:beforeAutospacing="1" w:after="100" w:afterAutospacing="1"/>
         <w:jc w:val="both"/>
@@ -2556,56 +2417,143 @@
         <w:rPr>
           <w:szCs w:val="24"/>
         </w:rPr>
-        <w:t xml:space="preserve">Supported internal business reporting systems with </w:t>
-      </w:r>
-      <w:r>
-        <w:rPr>
-          <w:b/>
-          <w:bCs/>
-          <w:szCs w:val="24"/>
-        </w:rPr>
-        <w:t>Python 2.7</w:t>
-      </w:r>
-      <w:r>
-        <w:rPr>
-          <w:szCs w:val="24"/>
-        </w:rPr>
-        <w:t xml:space="preserve">, </w:t>
-      </w:r>
-      <w:r>
-        <w:rPr>
-          <w:b/>
-          <w:bCs/>
-          <w:szCs w:val="24"/>
-        </w:rPr>
-        <w:t>SQL Server 2008 R2–2012</w:t>
-      </w:r>
-      <w:r>
-        <w:rPr>
-          <w:szCs w:val="24"/>
-        </w:rPr>
-        <w:t xml:space="preserve">, </w:t>
-      </w:r>
-      <w:r>
-        <w:rPr>
-          <w:b/>
-          <w:bCs/>
-          <w:szCs w:val="24"/>
-        </w:rPr>
-        <w:t>MySQL 5.5</w:t>
-      </w:r>
-      <w:r>
-        <w:rPr>
-          <w:szCs w:val="24"/>
-        </w:rPr>
-        <w:t>, stored procedures, and basic Linux automation for operations and customer-support teams.</w:t>
+        <w:t>Learned production support discipline by checking failed jobs, reading logs, reproducing data defects, and escalating fixes with clear evidence.</w:t>
       </w:r>
     </w:p>
     <w:p>
       <w:pPr>
+        <w:pStyle w:val="Heading2"/>
+        <w:rPr>
+          <w:b w:val="0"/>
+          <w:i/>
+          <w:sz w:val="24"/>
+        </w:rPr>
+      </w:pPr>
+      <w:r>
+        <w:rPr>
+          <w:sz w:val="28"/>
+        </w:rPr>
+        <w:t>Microsoft — Software Developer Intern</w:t>
+      </w:r>
+      <w:r>
+        <w:rPr>
+          <w:sz w:val="28"/>
+        </w:rPr>
+        <w:t xml:space="preserve"> </w:t>
+      </w:r>
+      <w:r>
+        <w:rPr>
+          <w:b w:val="0"/>
+          <w:i/>
+          <w:sz w:val="24"/>
+        </w:rPr>
+        <w:t>(</w:t>
+      </w:r>
+      <w:r>
+        <w:rPr>
+          <w:b w:val="0"/>
+          <w:i/>
+          <w:sz w:val="24"/>
+        </w:rPr>
+        <w:t>Jun</w:t>
+      </w:r>
+      <w:r>
+        <w:rPr>
+          <w:b w:val="0"/>
+          <w:i/>
+          <w:sz w:val="24"/>
+        </w:rPr>
+        <w:t xml:space="preserve"> 2012 – Sep 2012</w:t>
+      </w:r>
+      <w:r>
+        <w:rPr>
+          <w:b w:val="0"/>
+          <w:i/>
+          <w:sz w:val="24"/>
+        </w:rPr>
+        <w:t>)</w:t>
+      </w:r>
+    </w:p>
+    <w:p>
+      <w:pPr>
+        <w:pStyle w:val="ListParagraph"/>
         <w:numPr>
           <w:ilvl w:val="0"/>
-          <w:numId w:val="26"/>
+          <w:numId w:val="21"/>
+        </w:numPr>
+        <w:spacing w:after="0"/>
+        <w:jc w:val="both"/>
+        <w:rPr>
+          <w:szCs w:val="24"/>
+        </w:rPr>
+      </w:pPr>
+      <w:r>
+        <w:rPr>
+          <w:szCs w:val="24"/>
+        </w:rPr>
+        <w:t xml:space="preserve">Supported internal software tooling with </w:t>
+      </w:r>
+      <w:r>
+        <w:rPr>
+          <w:b/>
+          <w:bCs/>
+          <w:szCs w:val="24"/>
+        </w:rPr>
+        <w:t>Python scripting, SQL queries, API testing, and backend debugging</w:t>
+      </w:r>
+      <w:r>
+        <w:rPr>
+          <w:szCs w:val="24"/>
+        </w:rPr>
+        <w:t xml:space="preserve">. </w:t>
+      </w:r>
+    </w:p>
+    <w:p>
+      <w:pPr>
+        <w:pStyle w:val="ListParagraph"/>
+        <w:numPr>
+          <w:ilvl w:val="0"/>
+          <w:numId w:val="21"/>
+        </w:numPr>
+        <w:spacing w:after="0"/>
+        <w:jc w:val="both"/>
+        <w:rPr>
+          <w:szCs w:val="24"/>
+        </w:rPr>
+      </w:pPr>
+      <w:r>
+        <w:rPr>
+          <w:szCs w:val="24"/>
+        </w:rPr>
+        <w:t xml:space="preserve">Assisted senior engineers with data validation scripts and automation tasks that improved repeatable checks across internal development workflows. </w:t>
+      </w:r>
+    </w:p>
+    <w:p>
+      <w:pPr>
+        <w:pStyle w:val="ListParagraph"/>
+        <w:numPr>
+          <w:ilvl w:val="0"/>
+          <w:numId w:val="21"/>
+        </w:numPr>
+        <w:spacing w:after="0"/>
+        <w:jc w:val="both"/>
+        <w:rPr>
+          <w:szCs w:val="24"/>
+        </w:rPr>
+      </w:pPr>
+      <w:r>
+        <w:rPr>
+          <w:szCs w:val="24"/>
+        </w:rPr>
+        <w:t xml:space="preserve">Gained experience with enterprise engineering practices, source control, documentation, testing discipline, and structured code review. </w:t>
+      </w:r>
+    </w:p>
+    <w:p>
+      <w:pPr>
+        <w:pStyle w:val="ListParagraph"/>
+        <w:numPr>
+          <w:ilvl w:val="0"/>
+          <w:numId w:val="21"/>
         </w:numPr>
         <w:spacing w:before="100" w:beforeAutospacing="1" w:after="100" w:afterAutospacing="1"/>
         <w:jc w:val="both"/>
@@ -2617,286 +2565,7 @@
         <w:rPr>
           <w:szCs w:val="24"/>
         </w:rPr>
-        <w:t>Cleaned customer, ticket, and transaction records using SQL scripts and small Python utilities, helping senior engineers prepare consistent datasets for monthly management reports.</w:t>
-      </w:r>
-    </w:p>
-    <w:p>
-      <w:pPr>
-        <w:numPr>
-          <w:ilvl w:val="0"/>
-          <w:numId w:val="26"/>
-        </w:numPr>
-        <w:spacing w:before="100" w:beforeAutospacing="1" w:after="100" w:afterAutospacing="1"/>
-        <w:jc w:val="both"/>
-        <w:rPr>
-          <w:szCs w:val="24"/>
-        </w:rPr>
-      </w:pPr>
-      <w:r>
-        <w:rPr>
-          <w:szCs w:val="24"/>
-        </w:rPr>
-        <w:t xml:space="preserve">Fixed a recurring report mismatch caused by inconsistent </w:t>
-      </w:r>
-      <w:proofErr w:type="spellStart"/>
-      <w:r>
-        <w:rPr>
-          <w:szCs w:val="24"/>
-        </w:rPr>
-        <w:t>timezone</w:t>
-      </w:r>
-      <w:proofErr w:type="spellEnd"/>
-      <w:r>
-        <w:rPr>
-          <w:szCs w:val="24"/>
-        </w:rPr>
-        <w:t xml:space="preserve"> conversion by standardizing UTC storage rules and documenting the conversion logic used in downstream queries.</w:t>
-      </w:r>
-    </w:p>
-    <w:p>
-      <w:pPr>
-        <w:numPr>
-          <w:ilvl w:val="0"/>
-          <w:numId w:val="26"/>
-        </w:numPr>
-        <w:spacing w:before="100" w:beforeAutospacing="1" w:after="100" w:afterAutospacing="1"/>
-        <w:jc w:val="both"/>
-        <w:rPr>
-          <w:szCs w:val="24"/>
-        </w:rPr>
-      </w:pPr>
-      <w:r>
-        <w:rPr>
-          <w:szCs w:val="24"/>
-        </w:rPr>
-        <w:t>Created stored procedures and indexed views for high-use operational reports, reducing repeated manual joins and making common customer-service metrics easier to retrieve.</w:t>
-      </w:r>
-    </w:p>
-    <w:p>
-      <w:pPr>
-        <w:numPr>
-          <w:ilvl w:val="0"/>
-          <w:numId w:val="26"/>
-        </w:numPr>
-        <w:spacing w:before="100" w:beforeAutospacing="1" w:after="100" w:afterAutospacing="1"/>
-        <w:jc w:val="both"/>
-        <w:rPr>
-          <w:szCs w:val="24"/>
-        </w:rPr>
-      </w:pPr>
-      <w:r>
-        <w:rPr>
-          <w:szCs w:val="24"/>
-        </w:rPr>
-        <w:t>Assisted migration of legacy spreadsheet-based tracking into relational database tables with validation rules, import scripts, and review queries for business users.</w:t>
-      </w:r>
-    </w:p>
-    <w:p>
-      <w:pPr>
-        <w:numPr>
-          <w:ilvl w:val="0"/>
-          <w:numId w:val="26"/>
-        </w:numPr>
-        <w:spacing w:before="100" w:beforeAutospacing="1" w:after="100" w:afterAutospacing="1"/>
-        <w:jc w:val="both"/>
-        <w:rPr>
-          <w:szCs w:val="24"/>
-        </w:rPr>
-      </w:pPr>
-      <w:r>
-        <w:rPr>
-          <w:szCs w:val="24"/>
-        </w:rPr>
-        <w:t>Built small automation scripts for log parsing, file movement, and scheduled report generation, reducing repetitive operational tasks and improving data availability each morning.</w:t>
-      </w:r>
-    </w:p>
-    <w:p>
-      <w:pPr>
-        <w:numPr>
-          <w:ilvl w:val="0"/>
-          <w:numId w:val="26"/>
-        </w:numPr>
-        <w:spacing w:before="100" w:beforeAutospacing="1" w:after="100" w:afterAutospacing="1"/>
-        <w:jc w:val="both"/>
-        <w:rPr>
-          <w:szCs w:val="24"/>
-        </w:rPr>
-      </w:pPr>
-      <w:r>
-        <w:rPr>
-          <w:szCs w:val="24"/>
-        </w:rPr>
-        <w:t>Resolved duplicate ticket-count issues by tracing joins across customer and activity tables, then adding grouping logic and QA checks before report delivery.</w:t>
-      </w:r>
-    </w:p>
-    <w:p>
-      <w:pPr>
-        <w:numPr>
-          <w:ilvl w:val="0"/>
-          <w:numId w:val="26"/>
-        </w:numPr>
-        <w:spacing w:before="100" w:beforeAutospacing="1" w:after="100" w:afterAutospacing="1"/>
-        <w:jc w:val="both"/>
-        <w:rPr>
-          <w:szCs w:val="24"/>
-        </w:rPr>
-      </w:pPr>
-      <w:r>
-        <w:rPr>
-          <w:szCs w:val="24"/>
-        </w:rPr>
-        <w:t>Learned production support discipline by checking failed jobs, reading logs, reproducing data defects, and escalating fixes with clear evidence for senior developers.</w:t>
-      </w:r>
-    </w:p>
-    <w:p>
-      <w:pPr>
-        <w:numPr>
-          <w:ilvl w:val="0"/>
-          <w:numId w:val="26"/>
-        </w:numPr>
-        <w:spacing w:before="100" w:beforeAutospacing="1" w:after="100" w:afterAutospacing="1"/>
-        <w:jc w:val="both"/>
-        <w:rPr>
-          <w:szCs w:val="24"/>
-        </w:rPr>
-      </w:pPr>
-      <w:r>
-        <w:rPr>
-          <w:szCs w:val="24"/>
-        </w:rPr>
-        <w:t>Contributed to documentation for database tables, report fields, and known data issues, making junior support handoffs smoother and reducing repeated investigation time.</w:t>
-      </w:r>
-    </w:p>
-    <w:p>
-      <w:pPr>
-        <w:pStyle w:val="Heading2"/>
-        <w:rPr>
-          <w:b w:val="0"/>
-          <w:i/>
-          <w:sz w:val="24"/>
-        </w:rPr>
-      </w:pPr>
-      <w:r>
-        <w:rPr>
-          <w:sz w:val="28"/>
-        </w:rPr>
-        <w:t>Microsoft — Software Developer Intern</w:t>
-      </w:r>
-      <w:r>
-        <w:rPr>
-          <w:sz w:val="28"/>
-        </w:rPr>
-        <w:t xml:space="preserve"> </w:t>
-      </w:r>
-      <w:r>
-        <w:rPr>
-          <w:b w:val="0"/>
-          <w:i/>
-          <w:sz w:val="24"/>
-        </w:rPr>
-        <w:t>(</w:t>
-      </w:r>
-      <w:r>
-        <w:rPr>
-          <w:b w:val="0"/>
-          <w:i/>
-          <w:sz w:val="24"/>
-        </w:rPr>
-        <w:t>Jun</w:t>
-      </w:r>
-      <w:r>
-        <w:rPr>
-          <w:b w:val="0"/>
-          <w:i/>
-          <w:sz w:val="24"/>
-        </w:rPr>
-        <w:t xml:space="preserve"> 2012 – Sep 2012</w:t>
-      </w:r>
-      <w:r>
-        <w:rPr>
-          <w:b w:val="0"/>
-          <w:i/>
-          <w:sz w:val="24"/>
-        </w:rPr>
-        <w:t>)</w:t>
-      </w:r>
-    </w:p>
-    <w:p>
-      <w:pPr>
-        <w:numPr>
-          <w:ilvl w:val="0"/>
-          <w:numId w:val="19"/>
-        </w:numPr>
-        <w:spacing w:before="100" w:beforeAutospacing="1" w:after="100" w:afterAutospacing="1"/>
-        <w:jc w:val="both"/>
-        <w:rPr>
-          <w:szCs w:val="24"/>
-        </w:rPr>
-      </w:pPr>
-      <w:r>
-        <w:rPr>
-          <w:szCs w:val="24"/>
-        </w:rPr>
-        <w:t>Supported internal software tooling with Python scripting, SQL queries, and backend debugging while learning enterprise engineering practices, source control, and structured code review.</w:t>
-      </w:r>
-    </w:p>
-    <w:p>
-      <w:pPr>
-        <w:numPr>
-          <w:ilvl w:val="0"/>
-          <w:numId w:val="19"/>
-        </w:numPr>
-        <w:spacing w:before="100" w:beforeAutospacing="1" w:after="100" w:afterAutospacing="1"/>
-        <w:jc w:val="both"/>
-        <w:rPr>
-          <w:szCs w:val="24"/>
-        </w:rPr>
-      </w:pPr>
-      <w:r>
-        <w:rPr>
-          <w:szCs w:val="24"/>
-        </w:rPr>
-        <w:t>Assisted senior engineers with data validation scripts, API testing, and automation tasks that improved repeatable checks across internal development workflows.</w:t>
-      </w:r>
-    </w:p>
-    <w:p>
-      <w:pPr>
-        <w:numPr>
-          <w:ilvl w:val="0"/>
-          <w:numId w:val="19"/>
-        </w:numPr>
-        <w:spacing w:before="100" w:beforeAutospacing="1" w:after="100" w:afterAutospacing="1"/>
-        <w:jc w:val="both"/>
-        <w:rPr>
-          <w:szCs w:val="24"/>
-        </w:rPr>
-      </w:pPr>
-      <w:r>
-        <w:rPr>
-          <w:szCs w:val="24"/>
-        </w:rPr>
-        <w:lastRenderedPageBreak/>
-        <w:t>Gained practical experience in production-quality engineering, documentation, test discipline, and communication across distributed teams working on large-scale software systems.</w:t>
-      </w:r>
-    </w:p>
-    <w:p>
-      <w:pPr>
-        <w:pStyle w:val="ListParagraph"/>
-        <w:numPr>
-          <w:ilvl w:val="0"/>
-          <w:numId w:val="19"/>
-        </w:numPr>
-        <w:spacing w:before="100" w:beforeAutospacing="1" w:after="100" w:afterAutospacing="1"/>
-        <w:jc w:val="both"/>
-        <w:rPr>
-          <w:szCs w:val="24"/>
-        </w:rPr>
-      </w:pPr>
-      <w:r>
-        <w:rPr>
-          <w:szCs w:val="24"/>
-        </w:rPr>
-        <w:t>Resolved early-stage bugs related to inconsistent form validation and SQL query results by reproducing issues locally, checking logs, and working with mentors to apply safer input-handling rules.</w:t>
+        <w:t>Reproduced and helped resolve early-stage bugs related to form validation, inconsistent SQL query results, and input-handling logic.</w:t>
       </w:r>
     </w:p>
     <w:p>
@@ -4357,6 +4026,345 @@
     </w:lvl>
   </w:abstractNum>
   <w:abstractNum w:abstractNumId="12">
+    <w:nsid w:val="38FF3FA6"/>
+    <w:multiLevelType w:val="hybridMultilevel"/>
+    <w:tmpl w:val="2A16D5DE"/>
+    <w:lvl w:ilvl="0" w:tplc="04090001">
+      <w:start w:val="1"/>
+      <w:numFmt w:val="bullet"/>
+      <w:lvlText w:val=""/>
+      <w:lvlJc w:val="left"/>
+      <w:pPr>
+        <w:ind w:left="720" w:hanging="360"/>
+      </w:pPr>
+      <w:rPr>
+        <w:rFonts w:ascii="Symbol" w:hAnsi="Symbol" w:hint="default"/>
+      </w:rPr>
+    </w:lvl>
+    <w:lvl w:ilvl="1" w:tplc="04090003" w:tentative="1">
+      <w:start w:val="1"/>
+      <w:numFmt w:val="bullet"/>
+      <w:lvlText w:val="o"/>
+      <w:lvlJc w:val="left"/>
+      <w:pPr>
+        <w:ind w:left="1440" w:hanging="360"/>
+      </w:pPr>
+      <w:rPr>
+        <w:rFonts w:ascii="Courier New" w:hAnsi="Courier New" w:cs="Courier New" w:hint="default"/>
+      </w:rPr>
+    </w:lvl>
+    <w:lvl w:ilvl="2" w:tplc="04090005" w:tentative="1">
+      <w:start w:val="1"/>
+      <w:numFmt w:val="bullet"/>
+      <w:lvlText w:val=""/>
+      <w:lvlJc w:val="left"/>
+      <w:pPr>
+        <w:ind w:left="2160" w:hanging="360"/>
+      </w:pPr>
+      <w:rPr>
+        <w:rFonts w:ascii="Wingdings" w:hAnsi="Wingdings" w:hint="default"/>
+      </w:rPr>
+    </w:lvl>
+    <w:lvl w:ilvl="3" w:tplc="04090001" w:tentative="1">
+      <w:start w:val="1"/>
+      <w:numFmt w:val="bullet"/>
+      <w:lvlText w:val=""/>
+      <w:lvlJc w:val="left"/>
+      <w:pPr>
+        <w:ind w:left="2880" w:hanging="360"/>
+      </w:pPr>
+      <w:rPr>
+        <w:rFonts w:ascii="Symbol" w:hAnsi="Symbol" w:hint="default"/>
+      </w:rPr>
+    </w:lvl>
+    <w:lvl w:ilvl="4" w:tplc="04090003" w:tentative="1">
+      <w:start w:val="1"/>
+      <w:numFmt w:val="bullet"/>
+      <w:lvlText w:val="o"/>
+      <w:lvlJc w:val="left"/>
+      <w:pPr>
+        <w:ind w:left="3600" w:hanging="360"/>
+      </w:pPr>
+      <w:rPr>
+        <w:rFonts w:ascii="Courier New" w:hAnsi="Courier New" w:cs="Courier New" w:hint="default"/>
+      </w:rPr>
+    </w:lvl>
+    <w:lvl w:ilvl="5" w:tplc="04090005" w:tentative="1">
+      <w:start w:val="1"/>
+      <w:numFmt w:val="bullet"/>
+      <w:lvlText w:val=""/>
+      <w:lvlJc w:val="left"/>
+      <w:pPr>
+        <w:ind w:left="4320" w:hanging="360"/>
+      </w:pPr>
+      <w:rPr>
+        <w:rFonts w:ascii="Wingdings" w:hAnsi="Wingdings" w:hint="default"/>
+      </w:rPr>
+    </w:lvl>
+    <w:lvl w:ilvl="6" w:tplc="04090001" w:tentative="1">
+      <w:start w:val="1"/>
+      <w:numFmt w:val="bullet"/>
+      <w:lvlText w:val=""/>
+      <w:lvlJc w:val="left"/>
+      <w:pPr>
+        <w:ind w:left="5040" w:hanging="360"/>
+      </w:pPr>
+      <w:rPr>
+        <w:rFonts w:ascii="Symbol" w:hAnsi="Symbol" w:hint="default"/>
+      </w:rPr>
+    </w:lvl>
+    <w:lvl w:ilvl="7" w:tplc="04090003" w:tentative="1">
+      <w:start w:val="1"/>
+      <w:numFmt w:val="bullet"/>
+      <w:lvlText w:val="o"/>
+      <w:lvlJc w:val="left"/>
+      <w:pPr>
+        <w:ind w:left="5760" w:hanging="360"/>
+      </w:pPr>
+      <w:rPr>
+        <w:rFonts w:ascii="Courier New" w:hAnsi="Courier New" w:cs="Courier New" w:hint="default"/>
+      </w:rPr>
+    </w:lvl>
+    <w:lvl w:ilvl="8" w:tplc="04090005" w:tentative="1">
+      <w:start w:val="1"/>
+      <w:numFmt w:val="bullet"/>
+      <w:lvlText w:val=""/>
+      <w:lvlJc w:val="left"/>
+      <w:pPr>
+        <w:ind w:left="6480" w:hanging="360"/>
+      </w:pPr>
+      <w:rPr>
+        <w:rFonts w:ascii="Wingdings" w:hAnsi="Wingdings" w:hint="default"/>
+      </w:rPr>
+    </w:lvl>
+  </w:abstractNum>
+  <w:abstractNum w:abstractNumId="13">
+    <w:nsid w:val="3C850A6A"/>
+    <w:multiLevelType w:val="hybridMultilevel"/>
+    <w:tmpl w:val="8834CED0"/>
+    <w:lvl w:ilvl="0" w:tplc="04090001">
+      <w:start w:val="1"/>
+      <w:numFmt w:val="bullet"/>
+      <w:lvlText w:val=""/>
+      <w:lvlJc w:val="left"/>
+      <w:pPr>
+        <w:ind w:left="720" w:hanging="360"/>
+      </w:pPr>
+      <w:rPr>
+        <w:rFonts w:ascii="Symbol" w:hAnsi="Symbol" w:hint="default"/>
+      </w:rPr>
+    </w:lvl>
+    <w:lvl w:ilvl="1" w:tplc="04090003" w:tentative="1">
+      <w:start w:val="1"/>
+      <w:numFmt w:val="bullet"/>
+      <w:lvlText w:val="o"/>
+      <w:lvlJc w:val="left"/>
+      <w:pPr>
+        <w:ind w:left="1440" w:hanging="360"/>
+      </w:pPr>
+      <w:rPr>
+        <w:rFonts w:ascii="Courier New" w:hAnsi="Courier New" w:cs="Courier New" w:hint="default"/>
+      </w:rPr>
+    </w:lvl>
+    <w:lvl w:ilvl="2" w:tplc="04090005" w:tentative="1">
+      <w:start w:val="1"/>
+      <w:numFmt w:val="bullet"/>
+      <w:lvlText w:val=""/>
+      <w:lvlJc w:val="left"/>
+      <w:pPr>
+        <w:ind w:left="2160" w:hanging="360"/>
+      </w:pPr>
+      <w:rPr>
+        <w:rFonts w:ascii="Wingdings" w:hAnsi="Wingdings" w:hint="default"/>
+      </w:rPr>
+    </w:lvl>
+    <w:lvl w:ilvl="3" w:tplc="04090001" w:tentative="1">
+      <w:start w:val="1"/>
+      <w:numFmt w:val="bullet"/>
+      <w:lvlText w:val=""/>
+      <w:lvlJc w:val="left"/>
+      <w:pPr>
+        <w:ind w:left="2880" w:hanging="360"/>
+      </w:pPr>
+      <w:rPr>
+        <w:rFonts w:ascii="Symbol" w:hAnsi="Symbol" w:hint="default"/>
+      </w:rPr>
+    </w:lvl>
+    <w:lvl w:ilvl="4" w:tplc="04090003" w:tentative="1">
+      <w:start w:val="1"/>
+      <w:numFmt w:val="bullet"/>
+      <w:lvlText w:val="o"/>
+      <w:lvlJc w:val="left"/>
+      <w:pPr>
+        <w:ind w:left="3600" w:hanging="360"/>
+      </w:pPr>
+      <w:rPr>
+        <w:rFonts w:ascii="Courier New" w:hAnsi="Courier New" w:cs="Courier New" w:hint="default"/>
+      </w:rPr>
+    </w:lvl>
+    <w:lvl w:ilvl="5" w:tplc="04090005" w:tentative="1">
+      <w:start w:val="1"/>
+      <w:numFmt w:val="bullet"/>
+      <w:lvlText w:val=""/>
+      <w:lvlJc w:val="left"/>
+      <w:pPr>
+        <w:ind w:left="4320" w:hanging="360"/>
+      </w:pPr>
+      <w:rPr>
+        <w:rFonts w:ascii="Wingdings" w:hAnsi="Wingdings" w:hint="default"/>
+      </w:rPr>
+    </w:lvl>
+    <w:lvl w:ilvl="6" w:tplc="04090001" w:tentative="1">
+      <w:start w:val="1"/>
+      <w:numFmt w:val="bullet"/>
+      <w:lvlText w:val=""/>
+      <w:lvlJc w:val="left"/>
+      <w:pPr>
+        <w:ind w:left="5040" w:hanging="360"/>
+      </w:pPr>
+      <w:rPr>
+        <w:rFonts w:ascii="Symbol" w:hAnsi="Symbol" w:hint="default"/>
+      </w:rPr>
+    </w:lvl>
+    <w:lvl w:ilvl="7" w:tplc="04090003" w:tentative="1">
+      <w:start w:val="1"/>
+      <w:numFmt w:val="bullet"/>
+      <w:lvlText w:val="o"/>
+      <w:lvlJc w:val="left"/>
+      <w:pPr>
+        <w:ind w:left="5760" w:hanging="360"/>
+      </w:pPr>
+      <w:rPr>
+        <w:rFonts w:ascii="Courier New" w:hAnsi="Courier New" w:cs="Courier New" w:hint="default"/>
+      </w:rPr>
+    </w:lvl>
+    <w:lvl w:ilvl="8" w:tplc="04090005" w:tentative="1">
+      <w:start w:val="1"/>
+      <w:numFmt w:val="bullet"/>
+      <w:lvlText w:val=""/>
+      <w:lvlJc w:val="left"/>
+      <w:pPr>
+        <w:ind w:left="6480" w:hanging="360"/>
+      </w:pPr>
+      <w:rPr>
+        <w:rFonts w:ascii="Wingdings" w:hAnsi="Wingdings" w:hint="default"/>
+      </w:rPr>
+    </w:lvl>
+  </w:abstractNum>
+  <w:abstractNum w:abstractNumId="14">
+    <w:nsid w:val="44356F37"/>
+    <w:multiLevelType w:val="hybridMultilevel"/>
+    <w:tmpl w:val="CA3AA49A"/>
+    <w:lvl w:ilvl="0" w:tplc="04090001">
+      <w:start w:val="1"/>
+      <w:numFmt w:val="bullet"/>
+      <w:lvlText w:val=""/>
+      <w:lvlJc w:val="left"/>
+      <w:pPr>
+        <w:ind w:left="720" w:hanging="360"/>
+      </w:pPr>
+      <w:rPr>
+        <w:rFonts w:ascii="Symbol" w:hAnsi="Symbol" w:hint="default"/>
+      </w:rPr>
+    </w:lvl>
+    <w:lvl w:ilvl="1" w:tplc="04090003" w:tentative="1">
+      <w:start w:val="1"/>
+      <w:numFmt w:val="bullet"/>
+      <w:lvlText w:val="o"/>
+      <w:lvlJc w:val="left"/>
+      <w:pPr>
+        <w:ind w:left="1440" w:hanging="360"/>
+      </w:pPr>
+      <w:rPr>
+        <w:rFonts w:ascii="Courier New" w:hAnsi="Courier New" w:cs="Courier New" w:hint="default"/>
+      </w:rPr>
+    </w:lvl>
+    <w:lvl w:ilvl="2" w:tplc="04090005" w:tentative="1">
+      <w:start w:val="1"/>
+      <w:numFmt w:val="bullet"/>
+      <w:lvlText w:val=""/>
+      <w:lvlJc w:val="left"/>
+      <w:pPr>
+        <w:ind w:left="2160" w:hanging="360"/>
+      </w:pPr>
+      <w:rPr>
+        <w:rFonts w:ascii="Wingdings" w:hAnsi="Wingdings" w:hint="default"/>
+      </w:rPr>
+    </w:lvl>
+    <w:lvl w:ilvl="3" w:tplc="04090001" w:tentative="1">
+      <w:start w:val="1"/>
+      <w:numFmt w:val="bullet"/>
+      <w:lvlText w:val=""/>
+      <w:lvlJc w:val="left"/>
+      <w:pPr>
+        <w:ind w:left="2880" w:hanging="360"/>
+      </w:pPr>
+      <w:rPr>
+        <w:rFonts w:ascii="Symbol" w:hAnsi="Symbol" w:hint="default"/>
+      </w:rPr>
+    </w:lvl>
+    <w:lvl w:ilvl="4" w:tplc="04090003" w:tentative="1">
+      <w:start w:val="1"/>
+      <w:numFmt w:val="bullet"/>
+      <w:lvlText w:val="o"/>
+      <w:lvlJc w:val="left"/>
+      <w:pPr>
+        <w:ind w:left="3600" w:hanging="360"/>
+      </w:pPr>
+      <w:rPr>
+        <w:rFonts w:ascii="Courier New" w:hAnsi="Courier New" w:cs="Courier New" w:hint="default"/>
+      </w:rPr>
+    </w:lvl>
+    <w:lvl w:ilvl="5" w:tplc="04090005" w:tentative="1">
+      <w:start w:val="1"/>
+      <w:numFmt w:val="bullet"/>
+      <w:lvlText w:val=""/>
+      <w:lvlJc w:val="left"/>
+      <w:pPr>
+        <w:ind w:left="4320" w:hanging="360"/>
+      </w:pPr>
+      <w:rPr>
+        <w:rFonts w:ascii="Wingdings" w:hAnsi="Wingdings" w:hint="default"/>
+      </w:rPr>
+    </w:lvl>
+    <w:lvl w:ilvl="6" w:tplc="04090001" w:tentative="1">
+      <w:start w:val="1"/>
+      <w:numFmt w:val="bullet"/>
+      <w:lvlText w:val=""/>
+      <w:lvlJc w:val="left"/>
+      <w:pPr>
+        <w:ind w:left="5040" w:hanging="360"/>
+      </w:pPr>
+      <w:rPr>
+        <w:rFonts w:ascii="Symbol" w:hAnsi="Symbol" w:hint="default"/>
+      </w:rPr>
+    </w:lvl>
+    <w:lvl w:ilvl="7" w:tplc="04090003" w:tentative="1">
+      <w:start w:val="1"/>
+      <w:numFmt w:val="bullet"/>
+      <w:lvlText w:val="o"/>
+      <w:lvlJc w:val="left"/>
+      <w:pPr>
+        <w:ind w:left="5760" w:hanging="360"/>
+      </w:pPr>
+      <w:rPr>
+        <w:rFonts w:ascii="Courier New" w:hAnsi="Courier New" w:cs="Courier New" w:hint="default"/>
+      </w:rPr>
+    </w:lvl>
+    <w:lvl w:ilvl="8" w:tplc="04090005" w:tentative="1">
+      <w:start w:val="1"/>
+      <w:numFmt w:val="bullet"/>
+      <w:lvlText w:val=""/>
+      <w:lvlJc w:val="left"/>
+      <w:pPr>
+        <w:ind w:left="6480" w:hanging="360"/>
+      </w:pPr>
+      <w:rPr>
+        <w:rFonts w:ascii="Wingdings" w:hAnsi="Wingdings" w:hint="default"/>
+      </w:rPr>
+    </w:lvl>
+  </w:abstractNum>
+  <w:abstractNum w:abstractNumId="15">
     <w:nsid w:val="45FC2407"/>
     <w:multiLevelType w:val="hybridMultilevel"/>
     <w:tmpl w:val="B58AEA5A"/>
@@ -4470,7 +4478,7 @@
       </w:rPr>
     </w:lvl>
   </w:abstractNum>
-  <w:abstractNum w:abstractNumId="13">
+  <w:abstractNum w:abstractNumId="16">
     <w:nsid w:val="4DED4689"/>
     <w:multiLevelType w:val="hybridMultilevel"/>
     <w:tmpl w:val="5A20F898"/>
@@ -4583,7 +4591,7 @@
       </w:rPr>
     </w:lvl>
   </w:abstractNum>
-  <w:abstractNum w:abstractNumId="14">
+  <w:abstractNum w:abstractNumId="17">
     <w:nsid w:val="50AD54AC"/>
     <w:multiLevelType w:val="hybridMultilevel"/>
     <w:tmpl w:val="3CDE64E2"/>
@@ -4696,7 +4704,7 @@
       </w:rPr>
     </w:lvl>
   </w:abstractNum>
-  <w:abstractNum w:abstractNumId="15">
+  <w:abstractNum w:abstractNumId="18">
     <w:nsid w:val="564F6FD0"/>
     <w:multiLevelType w:val="hybridMultilevel"/>
     <w:tmpl w:val="A364B766"/>
@@ -4809,7 +4817,7 @@
       </w:rPr>
     </w:lvl>
   </w:abstractNum>
-  <w:abstractNum w:abstractNumId="16">
+  <w:abstractNum w:abstractNumId="19">
     <w:nsid w:val="5C612C8B"/>
     <w:multiLevelType w:val="hybridMultilevel"/>
     <w:tmpl w:val="02AA90DE"/>
@@ -4922,7 +4930,120 @@
       </w:rPr>
     </w:lvl>
   </w:abstractNum>
-  <w:abstractNum w:abstractNumId="17">
+  <w:abstractNum w:abstractNumId="20">
+    <w:nsid w:val="5E8C7817"/>
+    <w:multiLevelType w:val="hybridMultilevel"/>
+    <w:tmpl w:val="BBC27BB8"/>
+    <w:lvl w:ilvl="0" w:tplc="04090001">
+      <w:start w:val="1"/>
+      <w:numFmt w:val="bullet"/>
+      <w:lvlText w:val=""/>
+      <w:lvlJc w:val="left"/>
+      <w:pPr>
+        <w:ind w:left="720" w:hanging="360"/>
+      </w:pPr>
+      <w:rPr>
+        <w:rFonts w:ascii="Symbol" w:hAnsi="Symbol" w:hint="default"/>
+      </w:rPr>
+    </w:lvl>
+    <w:lvl w:ilvl="1" w:tplc="04090003" w:tentative="1">
+      <w:start w:val="1"/>
+      <w:numFmt w:val="bullet"/>
+      <w:lvlText w:val="o"/>
+      <w:lvlJc w:val="left"/>
+      <w:pPr>
+        <w:ind w:left="1440" w:hanging="360"/>
+      </w:pPr>
+      <w:rPr>
+        <w:rFonts w:ascii="Courier New" w:hAnsi="Courier New" w:cs="Courier New" w:hint="default"/>
+      </w:rPr>
+    </w:lvl>
+    <w:lvl w:ilvl="2" w:tplc="04090005" w:tentative="1">
+      <w:start w:val="1"/>
+      <w:numFmt w:val="bullet"/>
+      <w:lvlText w:val=""/>
+      <w:lvlJc w:val="left"/>
+      <w:pPr>
+        <w:ind w:left="2160" w:hanging="360"/>
+      </w:pPr>
+      <w:rPr>
+        <w:rFonts w:ascii="Wingdings" w:hAnsi="Wingdings" w:hint="default"/>
+      </w:rPr>
+    </w:lvl>
+    <w:lvl w:ilvl="3" w:tplc="04090001" w:tentative="1">
+      <w:start w:val="1"/>
+      <w:numFmt w:val="bullet"/>
+      <w:lvlText w:val=""/>
+      <w:lvlJc w:val="left"/>
+      <w:pPr>
+        <w:ind w:left="2880" w:hanging="360"/>
+      </w:pPr>
+      <w:rPr>
+        <w:rFonts w:ascii="Symbol" w:hAnsi="Symbol" w:hint="default"/>
+      </w:rPr>
+    </w:lvl>
+    <w:lvl w:ilvl="4" w:tplc="04090003" w:tentative="1">
+      <w:start w:val="1"/>
+      <w:numFmt w:val="bullet"/>
+      <w:lvlText w:val="o"/>
+      <w:lvlJc w:val="left"/>
+      <w:pPr>
+        <w:ind w:left="3600" w:hanging="360"/>
+      </w:pPr>
+      <w:rPr>
+        <w:rFonts w:ascii="Courier New" w:hAnsi="Courier New" w:cs="Courier New" w:hint="default"/>
+      </w:rPr>
+    </w:lvl>
+    <w:lvl w:ilvl="5" w:tplc="04090005" w:tentative="1">
+      <w:start w:val="1"/>
+      <w:numFmt w:val="bullet"/>
+      <w:lvlText w:val=""/>
+      <w:lvlJc w:val="left"/>
+      <w:pPr>
+        <w:ind w:left="4320" w:hanging="360"/>
+      </w:pPr>
+      <w:rPr>
+        <w:rFonts w:ascii="Wingdings" w:hAnsi="Wingdings" w:hint="default"/>
+      </w:rPr>
+    </w:lvl>
+    <w:lvl w:ilvl="6" w:tplc="04090001" w:tentative="1">
+      <w:start w:val="1"/>
+      <w:numFmt w:val="bullet"/>
+      <w:lvlText w:val=""/>
+      <w:lvlJc w:val="left"/>
+      <w:pPr>
+        <w:ind w:left="5040" w:hanging="360"/>
+      </w:pPr>
+      <w:rPr>
+        <w:rFonts w:ascii="Symbol" w:hAnsi="Symbol" w:hint="default"/>
+      </w:rPr>
+    </w:lvl>
+    <w:lvl w:ilvl="7" w:tplc="04090003" w:tentative="1">
+      <w:start w:val="1"/>
+      <w:numFmt w:val="bullet"/>
+      <w:lvlText w:val="o"/>
+      <w:lvlJc w:val="left"/>
+      <w:pPr>
+        <w:ind w:left="5760" w:hanging="360"/>
+      </w:pPr>
+      <w:rPr>
+        <w:rFonts w:ascii="Courier New" w:hAnsi="Courier New" w:cs="Courier New" w:hint="default"/>
+      </w:rPr>
+    </w:lvl>
+    <w:lvl w:ilvl="8" w:tplc="04090005" w:tentative="1">
+      <w:start w:val="1"/>
+      <w:numFmt w:val="bullet"/>
+      <w:lvlText w:val=""/>
+      <w:lvlJc w:val="left"/>
+      <w:pPr>
+        <w:ind w:left="6480" w:hanging="360"/>
+      </w:pPr>
+      <w:rPr>
+        <w:rFonts w:ascii="Wingdings" w:hAnsi="Wingdings" w:hint="default"/>
+      </w:rPr>
+    </w:lvl>
+  </w:abstractNum>
+  <w:abstractNum w:abstractNumId="21">
     <w:nsid w:val="5FA03DC3"/>
     <w:multiLevelType w:val="hybridMultilevel"/>
     <w:tmpl w:val="6AD4A6C2"/>
@@ -5035,7 +5156,7 @@
       </w:rPr>
     </w:lvl>
   </w:abstractNum>
-  <w:abstractNum w:abstractNumId="18">
+  <w:abstractNum w:abstractNumId="22">
     <w:nsid w:val="60E046BA"/>
     <w:multiLevelType w:val="hybridMultilevel"/>
     <w:tmpl w:val="42529D7C"/>
@@ -5148,7 +5269,120 @@
       </w:rPr>
     </w:lvl>
   </w:abstractNum>
-  <w:abstractNum w:abstractNumId="19">
+  <w:abstractNum w:abstractNumId="23">
+    <w:nsid w:val="65B174CE"/>
+    <w:multiLevelType w:val="hybridMultilevel"/>
+    <w:tmpl w:val="8EEA30A4"/>
+    <w:lvl w:ilvl="0" w:tplc="04090001">
+      <w:start w:val="1"/>
+      <w:numFmt w:val="bullet"/>
+      <w:lvlText w:val=""/>
+      <w:lvlJc w:val="left"/>
+      <w:pPr>
+        <w:ind w:left="360" w:hanging="360"/>
+      </w:pPr>
+      <w:rPr>
+        <w:rFonts w:ascii="Symbol" w:hAnsi="Symbol" w:hint="default"/>
+      </w:rPr>
+    </w:lvl>
+    <w:lvl w:ilvl="1" w:tplc="04090003" w:tentative="1">
+      <w:start w:val="1"/>
+      <w:numFmt w:val="bullet"/>
+      <w:lvlText w:val="o"/>
+      <w:lvlJc w:val="left"/>
+      <w:pPr>
+        <w:ind w:left="1080" w:hanging="360"/>
+      </w:pPr>
+      <w:rPr>
+        <w:rFonts w:ascii="Courier New" w:hAnsi="Courier New" w:cs="Courier New" w:hint="default"/>
+      </w:rPr>
+    </w:lvl>
+    <w:lvl w:ilvl="2" w:tplc="04090005" w:tentative="1">
+      <w:start w:val="1"/>
+      <w:numFmt w:val="bullet"/>
+      <w:lvlText w:val=""/>
+      <w:lvlJc w:val="left"/>
+      <w:pPr>
+        <w:ind w:left="1800" w:hanging="360"/>
+      </w:pPr>
+      <w:rPr>
+        <w:rFonts w:ascii="Wingdings" w:hAnsi="Wingdings" w:hint="default"/>
+      </w:rPr>
+    </w:lvl>
+    <w:lvl w:ilvl="3" w:tplc="04090001" w:tentative="1">
+      <w:start w:val="1"/>
+      <w:numFmt w:val="bullet"/>
+      <w:lvlText w:val=""/>
+      <w:lvlJc w:val="left"/>
+      <w:pPr>
+        <w:ind w:left="2520" w:hanging="360"/>
+      </w:pPr>
+      <w:rPr>
+        <w:rFonts w:ascii="Symbol" w:hAnsi="Symbol" w:hint="default"/>
+      </w:rPr>
+    </w:lvl>
+    <w:lvl w:ilvl="4" w:tplc="04090003" w:tentative="1">
+      <w:start w:val="1"/>
+      <w:numFmt w:val="bullet"/>
+      <w:lvlText w:val="o"/>
+      <w:lvlJc w:val="left"/>
+      <w:pPr>
+        <w:ind w:left="3240" w:hanging="360"/>
+      </w:pPr>
+      <w:rPr>
+        <w:rFonts w:ascii="Courier New" w:hAnsi="Courier New" w:cs="Courier New" w:hint="default"/>
+      </w:rPr>
+    </w:lvl>
+    <w:lvl w:ilvl="5" w:tplc="04090005" w:tentative="1">
+      <w:start w:val="1"/>
+      <w:numFmt w:val="bullet"/>
+      <w:lvlText w:val=""/>
+      <w:lvlJc w:val="left"/>
+      <w:pPr>
+        <w:ind w:left="3960" w:hanging="360"/>
+      </w:pPr>
+      <w:rPr>
+        <w:rFonts w:ascii="Wingdings" w:hAnsi="Wingdings" w:hint="default"/>
+      </w:rPr>
+    </w:lvl>
+    <w:lvl w:ilvl="6" w:tplc="04090001" w:tentative="1">
+      <w:start w:val="1"/>
+      <w:numFmt w:val="bullet"/>
+      <w:lvlText w:val=""/>
+      <w:lvlJc w:val="left"/>
+      <w:pPr>
+        <w:ind w:left="4680" w:hanging="360"/>
+      </w:pPr>
+      <w:rPr>
+        <w:rFonts w:ascii="Symbol" w:hAnsi="Symbol" w:hint="default"/>
+      </w:rPr>
+    </w:lvl>
+    <w:lvl w:ilvl="7" w:tplc="04090003" w:tentative="1">
+      <w:start w:val="1"/>
+      <w:numFmt w:val="bullet"/>
+      <w:lvlText w:val="o"/>
+      <w:lvlJc w:val="left"/>
+      <w:pPr>
+        <w:ind w:left="5400" w:hanging="360"/>
+      </w:pPr>
+      <w:rPr>
+        <w:rFonts w:ascii="Courier New" w:hAnsi="Courier New" w:cs="Courier New" w:hint="default"/>
+      </w:rPr>
+    </w:lvl>
+    <w:lvl w:ilvl="8" w:tplc="04090005" w:tentative="1">
+      <w:start w:val="1"/>
+      <w:numFmt w:val="bullet"/>
+      <w:lvlText w:val=""/>
+      <w:lvlJc w:val="left"/>
+      <w:pPr>
+        <w:ind w:left="6120" w:hanging="360"/>
+      </w:pPr>
+      <w:rPr>
+        <w:rFonts w:ascii="Wingdings" w:hAnsi="Wingdings" w:hint="default"/>
+      </w:rPr>
+    </w:lvl>
+  </w:abstractNum>
+  <w:abstractNum w:abstractNumId="24">
     <w:nsid w:val="6A50425C"/>
     <w:multiLevelType w:val="hybridMultilevel"/>
     <w:tmpl w:val="EE5281B0"/>
@@ -5261,7 +5495,7 @@
       </w:rPr>
     </w:lvl>
   </w:abstractNum>
-  <w:abstractNum w:abstractNumId="20">
+  <w:abstractNum w:abstractNumId="25">
     <w:nsid w:val="6A6F7D2B"/>
     <w:multiLevelType w:val="hybridMultilevel"/>
     <w:tmpl w:val="75A0D636"/>
@@ -5374,7 +5608,7 @@
       </w:rPr>
     </w:lvl>
   </w:abstractNum>
-  <w:abstractNum w:abstractNumId="21">
+  <w:abstractNum w:abstractNumId="26">
     <w:nsid w:val="6BB300E2"/>
     <w:multiLevelType w:val="hybridMultilevel"/>
     <w:tmpl w:val="0C6AA49E"/>
@@ -5487,7 +5721,7 @@
       </w:rPr>
     </w:lvl>
   </w:abstractNum>
-  <w:abstractNum w:abstractNumId="22">
+  <w:abstractNum w:abstractNumId="27">
     <w:nsid w:val="70634E35"/>
     <w:multiLevelType w:val="hybridMultilevel"/>
     <w:tmpl w:val="032E34EA"/>
@@ -5600,7 +5834,7 @@
       </w:rPr>
     </w:lvl>
   </w:abstractNum>
-  <w:abstractNum w:abstractNumId="23">
+  <w:abstractNum w:abstractNumId="28">
     <w:nsid w:val="74675B2C"/>
     <w:multiLevelType w:val="hybridMultilevel"/>
     <w:tmpl w:val="CA4A17F6"/>
@@ -5713,7 +5947,7 @@
       </w:rPr>
     </w:lvl>
   </w:abstractNum>
-  <w:abstractNum w:abstractNumId="24">
+  <w:abstractNum w:abstractNumId="29">
     <w:nsid w:val="7A2F30BB"/>
     <w:multiLevelType w:val="hybridMultilevel"/>
     <w:tmpl w:val="733085D4"/>
@@ -5826,7 +6060,7 @@
       </w:rPr>
     </w:lvl>
   </w:abstractNum>
-  <w:abstractNum w:abstractNumId="25">
+  <w:abstractNum w:abstractNumId="30">
     <w:nsid w:val="7FE72477"/>
     <w:multiLevelType w:val="hybridMultilevel"/>
     <w:tmpl w:val="BDC6FB42"/>
@@ -5939,13 +6173,13 @@
     </w:lvl>
   </w:abstractNum>
   <w:num w:numId="1">
-    <w:abstractNumId w:val="12"/>
+    <w:abstractNumId w:val="15"/>
   </w:num>
   <w:num w:numId="2">
-    <w:abstractNumId w:val="25"/>
+    <w:abstractNumId w:val="30"/>
   </w:num>
   <w:num w:numId="3">
-    <w:abstractNumId w:val="17"/>
+    <w:abstractNumId w:val="21"/>
   </w:num>
   <w:num w:numId="4">
     <w:abstractNumId w:val="0"/>
@@ -5954,46 +6188,46 @@
     <w:abstractNumId w:val="5"/>
   </w:num>
   <w:num w:numId="6">
-    <w:abstractNumId w:val="18"/>
+    <w:abstractNumId w:val="22"/>
   </w:num>
   <w:num w:numId="7">
     <w:abstractNumId w:val="1"/>
   </w:num>
   <w:num w:numId="8">
-    <w:abstractNumId w:val="21"/>
+    <w:abstractNumId w:val="26"/>
   </w:num>
   <w:num w:numId="9">
-    <w:abstractNumId w:val="19"/>
+    <w:abstractNumId w:val="24"/>
   </w:num>
   <w:num w:numId="10">
-    <w:abstractNumId w:val="22"/>
+    <w:abstractNumId w:val="27"/>
   </w:num>
   <w:num w:numId="11">
-    <w:abstractNumId w:val="23"/>
+    <w:abstractNumId w:val="28"/>
   </w:num>
   <w:num w:numId="12">
-    <w:abstractNumId w:val="24"/>
+    <w:abstractNumId w:val="29"/>
   </w:num>
   <w:num w:numId="13">
-    <w:abstractNumId w:val="15"/>
+    <w:abstractNumId w:val="18"/>
   </w:num>
   <w:num w:numId="14">
     <w:abstractNumId w:val="8"/>
   </w:num>
   <w:num w:numId="15">
-    <w:abstractNumId w:val="16"/>
+    <w:abstractNumId w:val="19"/>
   </w:num>
   <w:num w:numId="16">
     <w:abstractNumId w:val="9"/>
   </w:num>
   <w:num w:numId="17">
-    <w:abstractNumId w:val="13"/>
+    <w:abstractNumId w:val="16"/>
   </w:num>
   <w:num w:numId="18">
     <w:abstractNumId w:val="3"/>
   </w:num>
   <w:num w:numId="19">
-    <w:abstractNumId w:val="14"/>
+    <w:abstractNumId w:val="17"/>
   </w:num>
   <w:num w:numId="20">
     <w:abstractNumId w:val="4"/>
@@ -6002,7 +6236,7 @@
     <w:abstractNumId w:val="7"/>
   </w:num>
   <w:num w:numId="22">
-    <w:abstractNumId w:val="20"/>
+    <w:abstractNumId w:val="25"/>
   </w:num>
   <w:num w:numId="23">
     <w:abstractNumId w:val="11"/>
@@ -6015,6 +6249,21 @@
   </w:num>
   <w:num w:numId="26">
     <w:abstractNumId w:val="10"/>
+  </w:num>
+  <w:num w:numId="27">
+    <w:abstractNumId w:val="23"/>
+  </w:num>
+  <w:num w:numId="28">
+    <w:abstractNumId w:val="20"/>
+  </w:num>
+  <w:num w:numId="29">
+    <w:abstractNumId w:val="14"/>
+  </w:num>
+  <w:num w:numId="30">
+    <w:abstractNumId w:val="12"/>
+  </w:num>
+  <w:num w:numId="31">
+    <w:abstractNumId w:val="13"/>
   </w:num>
 </w:numbering>
 </file>
@@ -6453,6 +6702,20 @@
       <w:u w:val="single"/>
     </w:rPr>
   </w:style>
+  <w:style w:type="paragraph" w:customStyle="1" w:styleId="pdq2pgselectionanchorcontainer">
+    <w:name w:val="pdq2pg_selectionanchorcontainer"/>
+    <w:basedOn w:val="Normal"/>
+    <w:rsid w:val="00130589"/>
+    <w:pPr>
+      <w:numPr>
+        <w:numId w:val="0"/>
+      </w:numPr>
+      <w:spacing w:before="100" w:beforeAutospacing="1" w:after="100" w:afterAutospacing="1"/>
+    </w:pPr>
+    <w:rPr>
+      <w:szCs w:val="24"/>
+    </w:rPr>
+  </w:style>
 </w:styles>
 </file>
 
@@ -6890,6 +7153,20 @@
       <w:u w:val="single"/>
     </w:rPr>
   </w:style>
+  <w:style w:type="paragraph" w:customStyle="1" w:styleId="pdq2pgselectionanchorcontainer">
+    <w:name w:val="pdq2pg_selectionanchorcontainer"/>
+    <w:basedOn w:val="Normal"/>
+    <w:rsid w:val="00130589"/>
+    <w:pPr>
+      <w:numPr>
+        <w:numId w:val="0"/>
+      </w:numPr>
+      <w:spacing w:before="100" w:beforeAutospacing="1" w:after="100" w:afterAutospacing="1"/>
+    </w:pPr>
+    <w:rPr>
+      <w:szCs w:val="24"/>
+    </w:rPr>
+  </w:style>
 </w:styles>
 </file>
 

--- a/Rodrigo/AI Data Engineer/Rodrigo Fernandez.docx
+++ b/Rodrigo/AI Data Engineer/Rodrigo Fernandez.docx
@@ -111,6 +111,11 @@
           <w:szCs w:val="24"/>
         </w:rPr>
         <w:br/>
+      </w:r>
+      <w:r>
+        <w:rPr>
+          <w:szCs w:val="24"/>
+        </w:rPr>
         <w:t xml:space="preserve">Katy, Texas </w:t>
       </w:r>
       <w:r>
@@ -123,13 +128,19 @@
         <w:rPr>
           <w:szCs w:val="24"/>
         </w:rPr>
-        <w:t>+1 (407) 801-1287</w:t>
-      </w:r>
-      <w:r>
-        <w:rPr>
-          <w:szCs w:val="24"/>
-        </w:rPr>
-        <w:t xml:space="preserve"> | </w:t>
+        <w:t>+</w:t>
+      </w:r>
+      <w:r>
+        <w:rPr>
+          <w:szCs w:val="24"/>
+        </w:rPr>
+        <w:t>1 (430) 279-2231</w:t>
+      </w:r>
+      <w:r>
+        <w:rPr>
+          <w:szCs w:val="24"/>
+        </w:rPr>
+        <w:t xml:space="preserve">| </w:t>
       </w:r>
       <w:r>
         <w:rPr>
@@ -141,7 +152,7 @@
         <w:rPr>
           <w:szCs w:val="24"/>
         </w:rPr>
-        <w:t xml:space="preserve"> | </w:t>
+        <w:t xml:space="preserve">| </w:t>
       </w:r>
       <w:r>
         <w:rPr>
@@ -149,6 +160,8 @@
         </w:rPr>
         <w:t>rodrigobfdev@gmail.com</w:t>
       </w:r>
+      <w:bookmarkStart w:id="0" w:name="_GoBack"/>
+      <w:bookmarkEnd w:id="0"/>
     </w:p>
     <w:p>
       <w:pPr>
@@ -409,9 +422,12 @@
       </w:r>
       <w:proofErr w:type="spellStart"/>
       <w:r>
-        <w:t>scikit-learn</w:t>
+        <w:t>scikit</w:t>
       </w:r>
       <w:proofErr w:type="spellEnd"/>
+      <w:r>
+        <w:t>-learn</w:t>
+      </w:r>
     </w:p>
     <w:p>
       <w:pPr>
@@ -515,13 +531,8 @@
       </w:r>
       <w:proofErr w:type="spellEnd"/>
       <w:r>
-        <w:t>/</w:t>
-      </w:r>
-      <w:proofErr w:type="spellStart"/>
-      <w:r>
-        <w:t>OpenSearch</w:t>
-      </w:r>
-      <w:proofErr w:type="spellEnd"/>
+        <w:t>/OpenSearch</w:t>
+      </w:r>
     </w:p>
     <w:p>
       <w:pPr>
@@ -657,18 +668,7 @@
           <w:sz w:val="28"/>
           <w:szCs w:val="36"/>
         </w:rPr>
-        <w:t>AI D</w:t>
-      </w:r>
-      <w:bookmarkStart w:id="0" w:name="_GoBack"/>
-      <w:bookmarkEnd w:id="0"/>
-      <w:r>
-        <w:rPr>
-          <w:b/>
-          <w:bCs/>
-          <w:sz w:val="28"/>
-          <w:szCs w:val="36"/>
-        </w:rPr>
-        <w:t>ata Engineer</w:t>
+        <w:t>AI Data Engineer</w:t>
       </w:r>
       <w:r>
         <w:rPr>
